--- a/Pattern/tbPattern.docx
+++ b/Pattern/tbPattern.docx
@@ -127,63 +127,13 @@
             <w:pPr>
               <w:ind w:left="113" w:right="113"/>
             </w:pPr>
-            <w:proofErr w:type="spellStart"/>
             <w:r>
               <w:rPr>
                 <w:sz w:val="22"/>
                 <w:szCs w:val="22"/>
               </w:rPr>
-              <w:t>Title</w:t>
+              <w:t>Title of basic components</w:t>
             </w:r>
-            <w:proofErr w:type="spellEnd"/>
-            <w:r>
-              <w:rPr>
-                <w:sz w:val="22"/>
-                <w:szCs w:val="22"/>
-              </w:rPr>
-              <w:t xml:space="preserve"> </w:t>
-            </w:r>
-            <w:proofErr w:type="spellStart"/>
-            <w:r>
-              <w:rPr>
-                <w:sz w:val="22"/>
-                <w:szCs w:val="22"/>
-              </w:rPr>
-              <w:t>of</w:t>
-            </w:r>
-            <w:proofErr w:type="spellEnd"/>
-            <w:r>
-              <w:rPr>
-                <w:sz w:val="22"/>
-                <w:szCs w:val="22"/>
-              </w:rPr>
-              <w:t xml:space="preserve"> </w:t>
-            </w:r>
-            <w:proofErr w:type="spellStart"/>
-            <w:r>
-              <w:rPr>
-                <w:sz w:val="22"/>
-                <w:szCs w:val="22"/>
-              </w:rPr>
-              <w:t>basic</w:t>
-            </w:r>
-            <w:proofErr w:type="spellEnd"/>
-            <w:r>
-              <w:rPr>
-                <w:sz w:val="22"/>
-                <w:szCs w:val="22"/>
-              </w:rPr>
-              <w:t xml:space="preserve"> </w:t>
-            </w:r>
-            <w:proofErr w:type="spellStart"/>
-            <w:r>
-              <w:rPr>
-                <w:sz w:val="22"/>
-                <w:szCs w:val="22"/>
-              </w:rPr>
-              <w:t>components</w:t>
-            </w:r>
-            <w:proofErr w:type="spellEnd"/>
           </w:p>
         </w:tc>
         <w:tc>
@@ -380,31 +330,13 @@
                 <w:lang w:val="en-US"/>
               </w:rPr>
             </w:pPr>
-            <w:proofErr w:type="spellStart"/>
             <w:r>
               <w:rPr>
                 <w:sz w:val="22"/>
                 <w:szCs w:val="22"/>
               </w:rPr>
-              <w:t>Material</w:t>
+              <w:t>Material specifications</w:t>
             </w:r>
-            <w:proofErr w:type="spellEnd"/>
-            <w:r>
-              <w:rPr>
-                <w:sz w:val="22"/>
-                <w:szCs w:val="22"/>
-              </w:rPr>
-              <w:t xml:space="preserve"> </w:t>
-            </w:r>
-            <w:proofErr w:type="spellStart"/>
-            <w:r>
-              <w:rPr>
-                <w:sz w:val="22"/>
-                <w:szCs w:val="22"/>
-              </w:rPr>
-              <w:t>specifications</w:t>
-            </w:r>
-            <w:proofErr w:type="spellEnd"/>
           </w:p>
         </w:tc>
       </w:tr>
@@ -948,2270 +880,6 @@
                               </w:rPr>
                               <w:t>;</w:t>
                             </w:r>
-                          </w:p>
-                          <w:p>
-                            <w:pPr>
-                              <w:pStyle w:val="TableParagraph"/>
-                              <w:kinsoku w:val="0"/>
-                              <w:overflowPunct w:val="0"/>
-                              <w:spacing w:line="276" w:lineRule="auto"/>
-                              <w:ind w:left="451"/>
-                              <w:rPr>
-                                <w:spacing w:val="-4"/>
-                                <w:sz w:val="18"/>
-                                <w:szCs w:val="18"/>
-                                <w:lang w:val="en-US"/>
-                              </w:rPr>
-                            </w:pPr>
-                            <w:r>
-                              <w:rPr>
-                                <w:spacing w:val="-4"/>
-                                <w:sz w:val="18"/>
-                                <w:szCs w:val="18"/>
-                                <w:lang w:val="en-US"/>
-                              </w:rPr>
-                              <w:t>+</w:t>
-                            </w:r>
-                            <w:r>
-                              <w:rPr>
-                                <w:spacing w:val="-4"/>
-                                <w:sz w:val="18"/>
-                                <w:szCs w:val="18"/>
-                                <w:vertAlign w:val="superscript"/>
-                                <w:lang w:val="en-US"/>
-                              </w:rPr>
-                              <w:t>1</w:t>
-                            </w:r>
-                            <w:proofErr w:type="gramStart"/>
-                            <w:r>
-                              <w:rPr>
-                                <w:spacing w:val="-4"/>
-                                <w:sz w:val="18"/>
-                                <w:szCs w:val="18"/>
-                                <w:vertAlign w:val="superscript"/>
-                                <w:lang w:val="en-US"/>
-                              </w:rPr>
-                              <w:t xml:space="preserve">)  </w:t>
-                            </w:r>
-                            <w:r>
-                              <w:rPr>
-                                <w:spacing w:val="-4"/>
-                                <w:sz w:val="18"/>
-                                <w:szCs w:val="18"/>
-                                <w:lang w:val="en-US"/>
-                              </w:rPr>
-                              <w:t>-</w:t>
-                            </w:r>
-                            <w:proofErr w:type="gramEnd"/>
-                            <w:r>
-                              <w:rPr>
-                                <w:spacing w:val="-4"/>
-                                <w:sz w:val="18"/>
-                                <w:szCs w:val="18"/>
-                                <w:lang w:val="en-US"/>
-                              </w:rPr>
-                              <w:t xml:space="preserve"> </w:t>
-                            </w:r>
-                            <w:r>
-                              <w:rPr>
-                                <w:spacing w:val="-4"/>
-                                <w:sz w:val="18"/>
-                                <w:szCs w:val="18"/>
-                              </w:rPr>
-                              <w:t>испытания</w:t>
-                            </w:r>
-                            <w:r>
-                              <w:rPr>
-                                <w:spacing w:val="-4"/>
-                                <w:sz w:val="18"/>
-                                <w:szCs w:val="18"/>
-                                <w:lang w:val="en-US"/>
-                              </w:rPr>
-                              <w:t xml:space="preserve"> </w:t>
-                            </w:r>
-                            <w:r>
-                              <w:rPr>
-                                <w:spacing w:val="-4"/>
-                                <w:sz w:val="18"/>
-                                <w:szCs w:val="18"/>
-                              </w:rPr>
-                              <w:t>проводятся</w:t>
-                            </w:r>
-                            <w:r>
-                              <w:rPr>
-                                <w:spacing w:val="-4"/>
-                                <w:sz w:val="18"/>
-                                <w:szCs w:val="18"/>
-                                <w:lang w:val="en-US"/>
-                              </w:rPr>
-                              <w:t xml:space="preserve"> </w:t>
-                            </w:r>
-                            <w:r>
-                              <w:rPr>
-                                <w:spacing w:val="-4"/>
-                                <w:sz w:val="18"/>
-                                <w:szCs w:val="18"/>
-                              </w:rPr>
-                              <w:t>в</w:t>
-                            </w:r>
-                            <w:r>
-                              <w:rPr>
-                                <w:spacing w:val="-4"/>
-                                <w:sz w:val="18"/>
-                                <w:szCs w:val="18"/>
-                                <w:lang w:val="en-US"/>
-                              </w:rPr>
-                              <w:t xml:space="preserve"> </w:t>
-                            </w:r>
-                            <w:r>
-                              <w:rPr>
-                                <w:spacing w:val="-4"/>
-                                <w:sz w:val="18"/>
-                                <w:szCs w:val="18"/>
-                              </w:rPr>
-                              <w:t>составе</w:t>
-                            </w:r>
-                            <w:r>
-                              <w:rPr>
-                                <w:spacing w:val="-4"/>
-                                <w:sz w:val="18"/>
-                                <w:szCs w:val="18"/>
-                                <w:lang w:val="en-US"/>
-                              </w:rPr>
-                              <w:t xml:space="preserve"> </w:t>
-                            </w:r>
-                            <w:r>
-                              <w:rPr>
-                                <w:spacing w:val="-4"/>
-                                <w:sz w:val="18"/>
-                                <w:szCs w:val="18"/>
-                              </w:rPr>
-                              <w:t>сборочной</w:t>
-                            </w:r>
-                            <w:r>
-                              <w:rPr>
-                                <w:spacing w:val="-4"/>
-                                <w:sz w:val="18"/>
-                                <w:szCs w:val="18"/>
-                                <w:lang w:val="en-US"/>
-                              </w:rPr>
-                              <w:t xml:space="preserve"> </w:t>
-                            </w:r>
-                            <w:r>
-                              <w:rPr>
-                                <w:spacing w:val="-4"/>
-                                <w:sz w:val="18"/>
-                                <w:szCs w:val="18"/>
-                              </w:rPr>
-                              <w:t>единицы</w:t>
-                            </w:r>
-                            <w:r>
-                              <w:rPr>
-                                <w:spacing w:val="-4"/>
-                                <w:sz w:val="18"/>
-                                <w:szCs w:val="18"/>
-                                <w:lang w:val="en-US"/>
-                              </w:rPr>
-                              <w:t xml:space="preserve"> </w:t>
-                            </w:r>
-                            <w:r>
-                              <w:rPr>
-                                <w:spacing w:val="-4"/>
-                                <w:sz w:val="18"/>
-                                <w:szCs w:val="18"/>
-                                <w:lang w:val="en-US"/>
-                              </w:rPr>
-                              <w:t xml:space="preserve">GKB-2-0,6-600-CS </w:t>
-                            </w:r>
-                            <w:r>
-                              <w:rPr>
-                                <w:spacing w:val="-4"/>
-                                <w:sz w:val="18"/>
-                                <w:szCs w:val="18"/>
-                              </w:rPr>
-                              <w:t>СБ</w:t>
-                            </w:r>
-                            <w:r>
-                              <w:rPr>
-                                <w:spacing w:val="-4"/>
-                                <w:sz w:val="18"/>
-                                <w:szCs w:val="18"/>
-                                <w:lang w:val="en-US"/>
-                              </w:rPr>
-                              <w:t xml:space="preserve"> /  tests are carried out as part of an assembly unit </w:t>
-                            </w:r>
-                            <w:r>
-                              <w:rPr>
-                                <w:spacing w:val="-4"/>
-                                <w:sz w:val="18"/>
-                                <w:szCs w:val="18"/>
-                                <w:lang w:val="en-US"/>
-                              </w:rPr>
-                              <w:t xml:space="preserve">GKB-2-0,6-600-CS </w:t>
-                            </w:r>
-                            <w:r>
-                              <w:rPr>
-                                <w:spacing w:val="-4"/>
-                                <w:sz w:val="18"/>
-                                <w:szCs w:val="18"/>
-                              </w:rPr>
-                              <w:t>СБ</w:t>
-                            </w:r>
-                            <w:r>
-                              <w:rPr>
-                                <w:spacing w:val="-4"/>
-                                <w:sz w:val="18"/>
-                                <w:szCs w:val="18"/>
-                                <w:lang w:val="en-US"/>
-                              </w:rPr>
-                              <w:t>.</w:t>
-                            </w:r>
-                          </w:p>
-                          <w:p>
-                            <w:pPr>
-                              <w:pStyle w:val="TableParagraph"/>
-                              <w:kinsoku w:val="0"/>
-                              <w:overflowPunct w:val="0"/>
-                              <w:spacing w:line="276" w:lineRule="auto"/>
-                              <w:ind w:left="426" w:hanging="5"/>
-                              <w:rPr>
-                                <w:spacing w:val="-4"/>
-                                <w:sz w:val="18"/>
-                                <w:szCs w:val="18"/>
-                                <w:lang w:val="en-US"/>
-                              </w:rPr>
-                            </w:pPr>
-                            <w:r>
-                              <w:rPr>
-                                <w:spacing w:val="-4"/>
-                                <w:sz w:val="18"/>
-                                <w:szCs w:val="18"/>
-                                <w:lang w:val="en-US"/>
-                              </w:rPr>
-                              <w:t>+</w:t>
-                            </w:r>
-                            <w:r>
-                              <w:rPr>
-                                <w:spacing w:val="-4"/>
-                                <w:sz w:val="18"/>
-                                <w:szCs w:val="18"/>
-                                <w:vertAlign w:val="superscript"/>
-                                <w:lang w:val="en-US"/>
-                              </w:rPr>
-                              <w:t>2)</w:t>
-                            </w:r>
-                            <w:r>
-                              <w:rPr>
-                                <w:spacing w:val="-4"/>
-                                <w:sz w:val="18"/>
-                                <w:szCs w:val="18"/>
-                                <w:lang w:val="en-US"/>
-                              </w:rPr>
-                              <w:t xml:space="preserve"> - </w:t>
-                            </w:r>
-                            <w:r>
-                              <w:rPr>
-                                <w:spacing w:val="-4"/>
-                                <w:sz w:val="18"/>
-                                <w:szCs w:val="18"/>
-                              </w:rPr>
-                              <w:t>контроль</w:t>
-                            </w:r>
-                            <w:r>
-                              <w:rPr>
-                                <w:spacing w:val="-4"/>
-                                <w:sz w:val="18"/>
-                                <w:szCs w:val="18"/>
-                                <w:lang w:val="en-US"/>
-                              </w:rPr>
-                              <w:t xml:space="preserve"> </w:t>
-                            </w:r>
-                            <w:r>
-                              <w:rPr>
-                                <w:spacing w:val="-4"/>
-                                <w:sz w:val="18"/>
-                                <w:szCs w:val="18"/>
-                              </w:rPr>
-                              <w:t>в</w:t>
-                            </w:r>
-                            <w:r>
-                              <w:rPr>
-                                <w:spacing w:val="-4"/>
-                                <w:sz w:val="18"/>
-                                <w:szCs w:val="18"/>
-                                <w:lang w:val="en-US"/>
-                              </w:rPr>
-                              <w:t xml:space="preserve"> </w:t>
-                            </w:r>
-                            <w:r>
-                              <w:rPr>
-                                <w:spacing w:val="-4"/>
-                                <w:sz w:val="18"/>
-                                <w:szCs w:val="18"/>
-                              </w:rPr>
-                              <w:t>соответствии</w:t>
-                            </w:r>
-                            <w:r>
-                              <w:rPr>
-                                <w:spacing w:val="-4"/>
-                                <w:sz w:val="18"/>
-                                <w:szCs w:val="18"/>
-                                <w:lang w:val="en-US"/>
-                              </w:rPr>
-                              <w:t xml:space="preserve"> </w:t>
-                            </w:r>
-                            <w:r>
-                              <w:rPr>
-                                <w:spacing w:val="-4"/>
-                                <w:sz w:val="18"/>
-                                <w:szCs w:val="18"/>
-                              </w:rPr>
-                              <w:t>с</w:t>
-                            </w:r>
-                            <w:r>
-                              <w:rPr>
-                                <w:spacing w:val="-4"/>
-                                <w:sz w:val="18"/>
-                                <w:szCs w:val="18"/>
-                                <w:lang w:val="en-US"/>
-                              </w:rPr>
-                              <w:t xml:space="preserve"> / control in accordance with ČSN EN 10315:2006-12;</w:t>
-                            </w:r>
-                          </w:p>
-                          <w:p>
-                            <w:pPr>
-                              <w:pStyle w:val="TableParagraph"/>
-                              <w:kinsoku w:val="0"/>
-                              <w:overflowPunct w:val="0"/>
-                              <w:spacing w:line="276" w:lineRule="auto"/>
-                              <w:ind w:left="426" w:hanging="5"/>
-                              <w:rPr>
-                                <w:spacing w:val="-4"/>
-                                <w:sz w:val="18"/>
-                                <w:szCs w:val="18"/>
-                                <w:lang w:val="en-US"/>
-                              </w:rPr>
-                            </w:pPr>
-                            <w:r>
-                              <w:rPr>
-                                <w:spacing w:val="-4"/>
-                                <w:sz w:val="18"/>
-                                <w:szCs w:val="18"/>
-                                <w:lang w:val="en-US"/>
-                              </w:rPr>
-                              <w:t>+</w:t>
-                            </w:r>
-                            <w:r>
-                              <w:rPr>
-                                <w:spacing w:val="-4"/>
-                                <w:sz w:val="18"/>
-                                <w:szCs w:val="18"/>
-                                <w:vertAlign w:val="superscript"/>
-                                <w:lang w:val="en-US"/>
-                              </w:rPr>
-                              <w:t>3)</w:t>
-                            </w:r>
-                            <w:r>
-                              <w:rPr>
-                                <w:spacing w:val="-4"/>
-                                <w:sz w:val="18"/>
-                                <w:szCs w:val="18"/>
-                                <w:lang w:val="en-US"/>
-                              </w:rPr>
-                              <w:t xml:space="preserve"> - </w:t>
-                            </w:r>
-                            <w:r>
-                              <w:rPr>
-                                <w:spacing w:val="-4"/>
-                                <w:sz w:val="18"/>
-                                <w:szCs w:val="18"/>
-                              </w:rPr>
-                              <w:t>контроль</w:t>
-                            </w:r>
-                            <w:r>
-                              <w:rPr>
-                                <w:spacing w:val="-4"/>
-                                <w:sz w:val="18"/>
-                                <w:szCs w:val="18"/>
-                                <w:lang w:val="en-US"/>
-                              </w:rPr>
-                              <w:t xml:space="preserve"> </w:t>
-                            </w:r>
-                            <w:r>
-                              <w:rPr>
-                                <w:spacing w:val="-4"/>
-                                <w:sz w:val="18"/>
-                                <w:szCs w:val="18"/>
-                              </w:rPr>
-                              <w:t>в</w:t>
-                            </w:r>
-                            <w:r>
-                              <w:rPr>
-                                <w:spacing w:val="-4"/>
-                                <w:sz w:val="18"/>
-                                <w:szCs w:val="18"/>
-                                <w:lang w:val="en-US"/>
-                              </w:rPr>
-                              <w:t xml:space="preserve"> </w:t>
-                            </w:r>
-                            <w:r>
-                              <w:rPr>
-                                <w:spacing w:val="-4"/>
-                                <w:sz w:val="18"/>
-                                <w:szCs w:val="18"/>
-                              </w:rPr>
-                              <w:t>соответствии</w:t>
-                            </w:r>
-                            <w:r>
-                              <w:rPr>
-                                <w:spacing w:val="-4"/>
-                                <w:sz w:val="18"/>
-                                <w:szCs w:val="18"/>
-                                <w:lang w:val="en-US"/>
-                              </w:rPr>
-                              <w:t xml:space="preserve"> </w:t>
-                            </w:r>
-                            <w:r>
-                              <w:rPr>
-                                <w:spacing w:val="-4"/>
-                                <w:sz w:val="18"/>
-                                <w:szCs w:val="18"/>
-                              </w:rPr>
-                              <w:t>с</w:t>
-                            </w:r>
-                            <w:r>
-                              <w:rPr>
-                                <w:spacing w:val="-4"/>
-                                <w:sz w:val="18"/>
-                                <w:szCs w:val="18"/>
-                                <w:lang w:val="en-US"/>
-                              </w:rPr>
-                              <w:t xml:space="preserve"> / control in accordance with ČSN EN ISO 6892-1;</w:t>
-                            </w:r>
-                          </w:p>
-                          <w:p>
-                            <w:pPr>
-                              <w:pStyle w:val="TableParagraph"/>
-                              <w:kinsoku w:val="0"/>
-                              <w:overflowPunct w:val="0"/>
-                              <w:spacing w:line="276" w:lineRule="auto"/>
-                              <w:ind w:left="426" w:hanging="5"/>
-                              <w:rPr>
-                                <w:spacing w:val="-4"/>
-                                <w:sz w:val="18"/>
-                                <w:szCs w:val="18"/>
-                                <w:lang w:val="en-US"/>
-                              </w:rPr>
-                            </w:pPr>
-                            <w:r>
-                              <w:rPr>
-                                <w:spacing w:val="-4"/>
-                                <w:sz w:val="18"/>
-                                <w:szCs w:val="18"/>
-                                <w:lang w:val="en-US"/>
-                              </w:rPr>
-                              <w:t>+</w:t>
-                            </w:r>
-                            <w:r>
-                              <w:rPr>
-                                <w:spacing w:val="-4"/>
-                                <w:sz w:val="18"/>
-                                <w:szCs w:val="18"/>
-                                <w:vertAlign w:val="superscript"/>
-                                <w:lang w:val="en-US"/>
-                              </w:rPr>
-                              <w:t>4)</w:t>
-                            </w:r>
-                            <w:r>
-                              <w:rPr>
-                                <w:spacing w:val="-4"/>
-                                <w:sz w:val="18"/>
-                                <w:szCs w:val="18"/>
-                                <w:lang w:val="en-US"/>
-                              </w:rPr>
-                              <w:t xml:space="preserve"> - </w:t>
-                            </w:r>
-                            <w:r>
-                              <w:rPr>
-                                <w:spacing w:val="-4"/>
-                                <w:sz w:val="18"/>
-                                <w:szCs w:val="18"/>
-                              </w:rPr>
-                              <w:t>контроль</w:t>
-                            </w:r>
-                            <w:r>
-                              <w:rPr>
-                                <w:spacing w:val="-4"/>
-                                <w:sz w:val="18"/>
-                                <w:szCs w:val="18"/>
-                                <w:lang w:val="en-US"/>
-                              </w:rPr>
-                              <w:t xml:space="preserve"> </w:t>
-                            </w:r>
-                            <w:r>
-                              <w:rPr>
-                                <w:spacing w:val="-4"/>
-                                <w:sz w:val="18"/>
-                                <w:szCs w:val="18"/>
-                              </w:rPr>
-                              <w:t>в</w:t>
-                            </w:r>
-                            <w:r>
-                              <w:rPr>
-                                <w:spacing w:val="-4"/>
-                                <w:sz w:val="18"/>
-                                <w:szCs w:val="18"/>
-                                <w:lang w:val="en-US"/>
-                              </w:rPr>
-                              <w:t xml:space="preserve"> </w:t>
-                            </w:r>
-                            <w:r>
-                              <w:rPr>
-                                <w:spacing w:val="-4"/>
-                                <w:sz w:val="18"/>
-                                <w:szCs w:val="18"/>
-                              </w:rPr>
-                              <w:t>соответствии</w:t>
-                            </w:r>
-                            <w:r>
-                              <w:rPr>
-                                <w:spacing w:val="-4"/>
-                                <w:sz w:val="18"/>
-                                <w:szCs w:val="18"/>
-                                <w:lang w:val="en-US"/>
-                              </w:rPr>
-                              <w:t xml:space="preserve"> </w:t>
-                            </w:r>
-                            <w:r>
-                              <w:rPr>
-                                <w:spacing w:val="-4"/>
-                                <w:sz w:val="18"/>
-                                <w:szCs w:val="18"/>
-                              </w:rPr>
-                              <w:t>с</w:t>
-                            </w:r>
-                            <w:r>
-                              <w:rPr>
-                                <w:spacing w:val="-4"/>
-                                <w:sz w:val="18"/>
-                                <w:szCs w:val="18"/>
-                                <w:lang w:val="en-US"/>
-                              </w:rPr>
-                              <w:t xml:space="preserve"> / control in accordance with ČSN EN ISO 148-1;</w:t>
-                            </w:r>
-                          </w:p>
-                          <w:p>
-                            <w:pPr>
-                              <w:pStyle w:val="TableParagraph"/>
-                              <w:kinsoku w:val="0"/>
-                              <w:overflowPunct w:val="0"/>
-                              <w:spacing w:line="276" w:lineRule="auto"/>
-                              <w:ind w:left="426" w:hanging="5"/>
-                              <w:rPr>
-                                <w:spacing w:val="-4"/>
-                                <w:sz w:val="18"/>
-                                <w:szCs w:val="18"/>
-                                <w:lang w:val="cs-CZ"/>
-                              </w:rPr>
-                            </w:pPr>
-                            <w:r>
-                              <w:rPr>
-                                <w:spacing w:val="-4"/>
-                                <w:sz w:val="18"/>
-                                <w:szCs w:val="18"/>
-                                <w:lang w:val="en-US"/>
-                              </w:rPr>
-                              <w:t>+</w:t>
-                            </w:r>
-                            <w:r>
-                              <w:rPr>
-                                <w:spacing w:val="-4"/>
-                                <w:sz w:val="18"/>
-                                <w:szCs w:val="18"/>
-                                <w:vertAlign w:val="superscript"/>
-                                <w:lang w:val="en-US"/>
-                              </w:rPr>
-                              <w:t>5)</w:t>
-                            </w:r>
-                            <w:r>
-                              <w:rPr>
-                                <w:spacing w:val="-4"/>
-                                <w:sz w:val="18"/>
-                                <w:szCs w:val="18"/>
-                                <w:lang w:val="en-US"/>
-                              </w:rPr>
-                              <w:t xml:space="preserve"> - </w:t>
-                            </w:r>
-                            <w:r>
-                              <w:rPr>
-                                <w:spacing w:val="-4"/>
-                                <w:sz w:val="18"/>
-                                <w:szCs w:val="18"/>
-                              </w:rPr>
-                              <w:t>контроль</w:t>
-                            </w:r>
-                            <w:r>
-                              <w:rPr>
-                                <w:spacing w:val="-4"/>
-                                <w:sz w:val="18"/>
-                                <w:szCs w:val="18"/>
-                                <w:lang w:val="en-US"/>
-                              </w:rPr>
-                              <w:t xml:space="preserve"> </w:t>
-                            </w:r>
-                            <w:r>
-                              <w:rPr>
-                                <w:spacing w:val="-4"/>
-                                <w:sz w:val="18"/>
-                                <w:szCs w:val="18"/>
-                              </w:rPr>
-                              <w:t>в</w:t>
-                            </w:r>
-                            <w:r>
-                              <w:rPr>
-                                <w:spacing w:val="-4"/>
-                                <w:sz w:val="18"/>
-                                <w:szCs w:val="18"/>
-                                <w:lang w:val="en-US"/>
-                              </w:rPr>
-                              <w:t xml:space="preserve"> </w:t>
-                            </w:r>
-                            <w:r>
-                              <w:rPr>
-                                <w:spacing w:val="-4"/>
-                                <w:sz w:val="18"/>
-                                <w:szCs w:val="18"/>
-                              </w:rPr>
-                              <w:t>соответствии</w:t>
-                            </w:r>
-                            <w:r>
-                              <w:rPr>
-                                <w:spacing w:val="-4"/>
-                                <w:sz w:val="18"/>
-                                <w:szCs w:val="18"/>
-                                <w:lang w:val="en-US"/>
-                              </w:rPr>
-                              <w:t xml:space="preserve"> </w:t>
-                            </w:r>
-                            <w:r>
-                              <w:rPr>
-                                <w:spacing w:val="-4"/>
-                                <w:sz w:val="18"/>
-                                <w:szCs w:val="18"/>
-                              </w:rPr>
-                              <w:t>с</w:t>
-                            </w:r>
-                            <w:r>
-                              <w:rPr>
-                                <w:spacing w:val="-4"/>
-                                <w:sz w:val="18"/>
-                                <w:szCs w:val="18"/>
-                                <w:lang w:val="en-US"/>
-                              </w:rPr>
-                              <w:t xml:space="preserve"> / control in </w:t>
-                            </w:r>
-                            <w:r>
-                              <w:rPr>
-                                <w:spacing w:val="-4"/>
-                                <w:sz w:val="18"/>
-                                <w:szCs w:val="18"/>
-                                <w:lang w:val="en-US"/>
-                              </w:rPr>
-                              <w:t xml:space="preserve">accordance with </w:t>
-                            </w:r>
-                            <w:r>
-                              <w:rPr>
-                                <w:spacing w:val="-4"/>
-                                <w:sz w:val="18"/>
-                                <w:szCs w:val="18"/>
-                                <w:lang w:val="cs-CZ"/>
-                              </w:rPr>
-                              <w:t>ISO 4969;</w:t>
-                            </w:r>
-                          </w:p>
-                          <w:p>
-                            <w:pPr>
-                              <w:pStyle w:val="TableParagraph"/>
-                              <w:kinsoku w:val="0"/>
-                              <w:overflowPunct w:val="0"/>
-                              <w:spacing w:line="276" w:lineRule="auto"/>
-                              <w:ind w:left="426" w:hanging="5"/>
-                              <w:rPr>
-                                <w:spacing w:val="-4"/>
-                                <w:sz w:val="18"/>
-                                <w:szCs w:val="18"/>
-                                <w:lang w:val="cs-CZ"/>
-                              </w:rPr>
-                            </w:pPr>
-                            <w:r>
-                              <w:rPr>
-                                <w:spacing w:val="-4"/>
-                                <w:sz w:val="18"/>
-                                <w:szCs w:val="18"/>
-                                <w:lang w:val="cs-CZ"/>
-                              </w:rPr>
-                              <w:t>+</w:t>
-                            </w:r>
-                            <w:r>
-                              <w:rPr>
-                                <w:spacing w:val="-4"/>
-                                <w:sz w:val="18"/>
-                                <w:szCs w:val="18"/>
-                                <w:vertAlign w:val="superscript"/>
-                                <w:lang w:val="cs-CZ"/>
-                              </w:rPr>
-                              <w:t>6)</w:t>
-                            </w:r>
-                            <w:r>
-                              <w:rPr>
-                                <w:spacing w:val="-4"/>
-                                <w:sz w:val="18"/>
-                                <w:szCs w:val="18"/>
-                                <w:lang w:val="cs-CZ"/>
-                              </w:rPr>
-                              <w:t xml:space="preserve"> - контроль в соответствии с / control in accordance with ČSN EN ISO 6506-1;</w:t>
-                            </w:r>
-                          </w:p>
-                          <w:p>
-                            <w:pPr>
-                              <w:pStyle w:val="TableParagraph"/>
-                              <w:kinsoku w:val="0"/>
-                              <w:overflowPunct w:val="0"/>
-                              <w:spacing w:line="276" w:lineRule="auto"/>
-                              <w:ind w:left="426" w:hanging="5"/>
-                              <w:rPr>
-                                <w:spacing w:val="-4"/>
-                                <w:sz w:val="18"/>
-                                <w:szCs w:val="18"/>
-                                <w:lang w:val="cs-CZ"/>
-                              </w:rPr>
-                            </w:pPr>
-                            <w:r>
-                              <w:rPr>
-                                <w:spacing w:val="-4"/>
-                                <w:sz w:val="18"/>
-                                <w:szCs w:val="18"/>
-                                <w:lang w:val="cs-CZ"/>
-                              </w:rPr>
-                              <w:t>+</w:t>
-                            </w:r>
-                            <w:r>
-                              <w:rPr>
-                                <w:spacing w:val="-4"/>
-                                <w:sz w:val="18"/>
-                                <w:szCs w:val="18"/>
-                                <w:vertAlign w:val="superscript"/>
-                                <w:lang w:val="cs-CZ"/>
-                              </w:rPr>
-                              <w:t>7)</w:t>
-                            </w:r>
-                            <w:r>
-                              <w:rPr>
-                                <w:spacing w:val="-4"/>
-                                <w:sz w:val="18"/>
-                                <w:szCs w:val="18"/>
-                                <w:lang w:val="cs-CZ"/>
-                              </w:rPr>
-                              <w:t xml:space="preserve"> - контроль в соответствии с ČSN EN 10308 и/and ČSN EN </w:t>
-                            </w:r>
-                            <w:r>
-                              <w:rPr>
-                                <w:spacing w:val="-4"/>
-                                <w:sz w:val="18"/>
-                                <w:szCs w:val="18"/>
-                                <w:lang w:val="cs-CZ"/>
-                              </w:rPr>
-                              <w:t xml:space="preserve"> 10160</w:t>
-                            </w:r>
-                            <w:r>
-                              <w:rPr>
-                                <w:spacing w:val="-4"/>
-                                <w:sz w:val="18"/>
-                                <w:szCs w:val="18"/>
-                                <w:lang w:val="cs-CZ"/>
-                              </w:rPr>
-                              <w:t xml:space="preserve"> </w:t>
-                            </w:r>
-                            <w:r>
-                              <w:rPr>
-                                <w:spacing w:val="-4"/>
-                                <w:sz w:val="18"/>
-                                <w:szCs w:val="18"/>
-                                <w:lang w:val="cs-CZ"/>
-                              </w:rPr>
-                              <w:t>и/and Č</w:t>
-                            </w:r>
-                            <w:r>
-                              <w:rPr>
-                                <w:sz w:val="18"/>
-                                <w:szCs w:val="18"/>
-                                <w:lang w:val="cs-CZ"/>
-                              </w:rPr>
-                              <w:t>SN EN 10307</w:t>
-                            </w:r>
-                            <w:r>
-                              <w:rPr>
-                                <w:spacing w:val="-4"/>
-                                <w:sz w:val="18"/>
-                                <w:szCs w:val="18"/>
-                                <w:lang w:val="cs-CZ"/>
-                              </w:rPr>
-                              <w:t>;</w:t>
-                            </w:r>
-                          </w:p>
-                          <w:p>
-                            <w:pPr>
-                              <w:pStyle w:val="TableParagraph"/>
-                              <w:kinsoku w:val="0"/>
-                              <w:overflowPunct w:val="0"/>
-                              <w:spacing w:line="276" w:lineRule="auto"/>
-                              <w:ind w:left="426" w:hanging="5"/>
-                              <w:rPr>
-                                <w:spacing w:val="-4"/>
-                                <w:sz w:val="18"/>
-                                <w:szCs w:val="18"/>
-                                <w:lang w:val="en-US"/>
-                              </w:rPr>
-                            </w:pPr>
-                            <w:r>
-                              <w:rPr>
-                                <w:spacing w:val="-4"/>
-                                <w:sz w:val="18"/>
-                                <w:szCs w:val="18"/>
-                                <w:lang w:val="en-US"/>
-                              </w:rPr>
-                              <w:t>+</w:t>
-                            </w:r>
-                            <w:r>
-                              <w:rPr>
-                                <w:spacing w:val="-4"/>
-                                <w:sz w:val="18"/>
-                                <w:szCs w:val="18"/>
-                                <w:vertAlign w:val="superscript"/>
-                                <w:lang w:val="en-US"/>
-                              </w:rPr>
-                              <w:t>8)</w:t>
-                            </w:r>
-                            <w:r>
-                              <w:rPr>
-                                <w:spacing w:val="-4"/>
-                                <w:sz w:val="18"/>
-                                <w:szCs w:val="18"/>
-                                <w:lang w:val="en-US"/>
-                              </w:rPr>
-                              <w:t xml:space="preserve"> - </w:t>
-                            </w:r>
-                            <w:r>
-                              <w:rPr>
-                                <w:spacing w:val="-4"/>
-                                <w:sz w:val="18"/>
-                                <w:szCs w:val="18"/>
-                              </w:rPr>
-                              <w:t>контроль</w:t>
-                            </w:r>
-                            <w:r>
-                              <w:rPr>
-                                <w:spacing w:val="-4"/>
-                                <w:sz w:val="18"/>
-                                <w:szCs w:val="18"/>
-                                <w:lang w:val="en-US"/>
-                              </w:rPr>
-                              <w:t xml:space="preserve"> </w:t>
-                            </w:r>
-                            <w:r>
-                              <w:rPr>
-                                <w:spacing w:val="-4"/>
-                                <w:sz w:val="18"/>
-                                <w:szCs w:val="18"/>
-                              </w:rPr>
-                              <w:t>в</w:t>
-                            </w:r>
-                            <w:r>
-                              <w:rPr>
-                                <w:spacing w:val="-4"/>
-                                <w:sz w:val="18"/>
-                                <w:szCs w:val="18"/>
-                                <w:lang w:val="en-US"/>
-                              </w:rPr>
-                              <w:t xml:space="preserve"> </w:t>
-                            </w:r>
-                            <w:r>
-                              <w:rPr>
-                                <w:spacing w:val="-4"/>
-                                <w:sz w:val="18"/>
-                                <w:szCs w:val="18"/>
-                              </w:rPr>
-                              <w:t>соответствии</w:t>
-                            </w:r>
-                            <w:r>
-                              <w:rPr>
-                                <w:spacing w:val="-4"/>
-                                <w:sz w:val="18"/>
-                                <w:szCs w:val="18"/>
-                                <w:lang w:val="en-US"/>
-                              </w:rPr>
-                              <w:t xml:space="preserve"> </w:t>
-                            </w:r>
-                            <w:r>
-                              <w:rPr>
-                                <w:spacing w:val="-4"/>
-                                <w:sz w:val="18"/>
-                                <w:szCs w:val="18"/>
-                              </w:rPr>
-                              <w:t>с</w:t>
-                            </w:r>
-                            <w:r>
-                              <w:rPr>
-                                <w:spacing w:val="-4"/>
-                                <w:sz w:val="18"/>
-                                <w:szCs w:val="18"/>
-                                <w:lang w:val="en-US"/>
-                              </w:rPr>
-                              <w:t xml:space="preserve"> / control in accordance with ČSN EN 10228-2 </w:t>
-                            </w:r>
-                            <w:r>
-                              <w:rPr>
-                                <w:spacing w:val="-4"/>
-                                <w:sz w:val="18"/>
-                                <w:szCs w:val="18"/>
-                              </w:rPr>
-                              <w:t>и</w:t>
-                            </w:r>
-                            <w:r>
-                              <w:rPr>
-                                <w:spacing w:val="-4"/>
-                                <w:sz w:val="18"/>
-                                <w:szCs w:val="18"/>
-                                <w:lang w:val="en-US"/>
-                              </w:rPr>
-                              <w:t>/and ČSN EN ISO</w:t>
-                            </w:r>
-                            <w:r>
-                              <w:rPr>
-                                <w:spacing w:val="-4"/>
-                                <w:sz w:val="18"/>
-                                <w:szCs w:val="18"/>
-                                <w:lang w:val="en-US"/>
-                              </w:rPr>
-                              <w:t xml:space="preserve"> 3452-1;</w:t>
-                            </w:r>
-                          </w:p>
-                          <w:p>
-                            <w:pPr>
-                              <w:pStyle w:val="TableParagraph"/>
-                              <w:kinsoku w:val="0"/>
-                              <w:overflowPunct w:val="0"/>
-                              <w:spacing w:line="276" w:lineRule="auto"/>
-                              <w:ind w:left="426" w:hanging="5"/>
-                              <w:rPr>
-                                <w:spacing w:val="-4"/>
-                                <w:sz w:val="18"/>
-                                <w:szCs w:val="18"/>
-                                <w:lang w:val="en-US"/>
-                              </w:rPr>
-                            </w:pPr>
-                            <w:r>
-                              <w:rPr>
-                                <w:spacing w:val="-4"/>
-                                <w:sz w:val="18"/>
-                                <w:szCs w:val="18"/>
-                                <w:lang w:val="en-US"/>
-                              </w:rPr>
-                              <w:t>+</w:t>
-                            </w:r>
-                            <w:r>
-                              <w:rPr>
-                                <w:spacing w:val="-4"/>
-                                <w:sz w:val="18"/>
-                                <w:szCs w:val="18"/>
-                                <w:vertAlign w:val="superscript"/>
-                                <w:lang w:val="en-US"/>
-                              </w:rPr>
-                              <w:t>9)</w:t>
-                            </w:r>
-                            <w:r>
-                              <w:rPr>
-                                <w:spacing w:val="-4"/>
-                                <w:sz w:val="18"/>
-                                <w:szCs w:val="18"/>
-                                <w:lang w:val="en-US"/>
-                              </w:rPr>
-                              <w:t xml:space="preserve"> - </w:t>
-                            </w:r>
-                            <w:r>
-                              <w:rPr>
-                                <w:spacing w:val="-4"/>
-                                <w:sz w:val="18"/>
-                                <w:szCs w:val="18"/>
-                              </w:rPr>
-                              <w:t>контроль</w:t>
-                            </w:r>
-                            <w:r>
-                              <w:rPr>
-                                <w:spacing w:val="-4"/>
-                                <w:sz w:val="18"/>
-                                <w:szCs w:val="18"/>
-                                <w:lang w:val="en-US"/>
-                              </w:rPr>
-                              <w:t xml:space="preserve"> </w:t>
-                            </w:r>
-                            <w:r>
-                              <w:rPr>
-                                <w:spacing w:val="-4"/>
-                                <w:sz w:val="18"/>
-                                <w:szCs w:val="18"/>
-                              </w:rPr>
-                              <w:t>проводится</w:t>
-                            </w:r>
-                            <w:r>
-                              <w:rPr>
-                                <w:spacing w:val="-4"/>
-                                <w:sz w:val="18"/>
-                                <w:szCs w:val="18"/>
-                                <w:lang w:val="en-US"/>
-                              </w:rPr>
-                              <w:t xml:space="preserve"> </w:t>
-                            </w:r>
-                            <w:r>
-                              <w:rPr>
-                                <w:spacing w:val="-4"/>
-                                <w:sz w:val="18"/>
-                                <w:szCs w:val="18"/>
-                              </w:rPr>
-                              <w:t>на</w:t>
-                            </w:r>
-                            <w:r>
-                              <w:rPr>
-                                <w:spacing w:val="-4"/>
-                                <w:sz w:val="18"/>
-                                <w:szCs w:val="18"/>
-                                <w:lang w:val="en-US"/>
-                              </w:rPr>
-                              <w:t xml:space="preserve"> </w:t>
-                            </w:r>
-                            <w:r>
-                              <w:rPr>
-                                <w:spacing w:val="-4"/>
-                                <w:sz w:val="18"/>
-                                <w:szCs w:val="18"/>
-                              </w:rPr>
-                              <w:t>отсутствие</w:t>
-                            </w:r>
-                            <w:r>
-                              <w:rPr>
-                                <w:spacing w:val="-4"/>
-                                <w:sz w:val="18"/>
-                                <w:szCs w:val="18"/>
-                                <w:lang w:val="en-US"/>
-                              </w:rPr>
-                              <w:t xml:space="preserve"> </w:t>
-                            </w:r>
-                            <w:r>
-                              <w:rPr>
-                                <w:spacing w:val="-4"/>
-                                <w:sz w:val="18"/>
-                                <w:szCs w:val="18"/>
-                              </w:rPr>
-                              <w:t>трещин</w:t>
-                            </w:r>
-                            <w:r>
-                              <w:rPr>
-                                <w:spacing w:val="-4"/>
-                                <w:sz w:val="18"/>
-                                <w:szCs w:val="18"/>
-                                <w:lang w:val="en-US"/>
-                              </w:rPr>
-                              <w:t xml:space="preserve"> </w:t>
-                            </w:r>
-                            <w:r>
-                              <w:rPr>
-                                <w:spacing w:val="-4"/>
-                                <w:sz w:val="18"/>
-                                <w:szCs w:val="18"/>
-                              </w:rPr>
-                              <w:t>на</w:t>
-                            </w:r>
-                            <w:r>
-                              <w:rPr>
-                                <w:spacing w:val="-4"/>
-                                <w:sz w:val="18"/>
-                                <w:szCs w:val="18"/>
-                                <w:lang w:val="en-US"/>
-                              </w:rPr>
-                              <w:t xml:space="preserve"> </w:t>
-                            </w:r>
-                            <w:r>
-                              <w:rPr>
-                                <w:spacing w:val="-4"/>
-                                <w:sz w:val="18"/>
-                                <w:szCs w:val="18"/>
-                              </w:rPr>
-                              <w:t>подготовленных</w:t>
-                            </w:r>
-                            <w:r>
-                              <w:rPr>
-                                <w:spacing w:val="-4"/>
-                                <w:sz w:val="18"/>
-                                <w:szCs w:val="18"/>
-                                <w:lang w:val="en-US"/>
-                              </w:rPr>
-                              <w:t xml:space="preserve"> </w:t>
-                            </w:r>
-                            <w:r>
-                              <w:rPr>
-                                <w:spacing w:val="-4"/>
-                                <w:sz w:val="18"/>
-                                <w:szCs w:val="18"/>
-                              </w:rPr>
-                              <w:t>поверхностях</w:t>
-                            </w:r>
-                            <w:r>
-                              <w:rPr>
-                                <w:spacing w:val="-4"/>
-                                <w:sz w:val="18"/>
-                                <w:szCs w:val="18"/>
-                                <w:lang w:val="en-US"/>
-                              </w:rPr>
-                              <w:t xml:space="preserve"> </w:t>
-                            </w:r>
-                            <w:r>
-                              <w:rPr>
-                                <w:spacing w:val="-4"/>
-                                <w:sz w:val="18"/>
-                                <w:szCs w:val="18"/>
-                              </w:rPr>
-                              <w:t>под</w:t>
-                            </w:r>
-                            <w:r>
-                              <w:rPr>
-                                <w:spacing w:val="-4"/>
-                                <w:sz w:val="18"/>
-                                <w:szCs w:val="18"/>
-                                <w:lang w:val="en-US"/>
-                              </w:rPr>
-                              <w:t xml:space="preserve"> </w:t>
-                            </w:r>
-                            <w:r>
-                              <w:rPr>
-                                <w:spacing w:val="-4"/>
-                                <w:sz w:val="18"/>
-                                <w:szCs w:val="18"/>
-                              </w:rPr>
-                              <w:t>нарезку</w:t>
-                            </w:r>
-                            <w:r>
-                              <w:rPr>
-                                <w:spacing w:val="-4"/>
-                                <w:sz w:val="18"/>
-                                <w:szCs w:val="18"/>
-                                <w:lang w:val="en-US"/>
-                              </w:rPr>
-                              <w:t xml:space="preserve"> </w:t>
-                            </w:r>
-                            <w:r>
-                              <w:rPr>
-                                <w:spacing w:val="-4"/>
-                                <w:sz w:val="18"/>
-                                <w:szCs w:val="18"/>
-                              </w:rPr>
-                              <w:t>резьбы</w:t>
-                            </w:r>
-                            <w:r>
-                              <w:rPr>
-                                <w:spacing w:val="-4"/>
-                                <w:sz w:val="18"/>
-                                <w:szCs w:val="18"/>
-                                <w:lang w:val="en-US"/>
-                              </w:rPr>
-                              <w:t xml:space="preserve"> /</w:t>
-                            </w:r>
-                            <w:r>
-                              <w:rPr>
-                                <w:spacing w:val="-4"/>
-                                <w:sz w:val="18"/>
-                                <w:szCs w:val="18"/>
-                                <w:lang w:val="en-US"/>
-                              </w:rPr>
-                              <w:t xml:space="preserve"> </w:t>
-                            </w:r>
-                            <w:r>
-                              <w:rPr>
-                                <w:spacing w:val="-4"/>
-                                <w:sz w:val="18"/>
-                                <w:szCs w:val="18"/>
-                                <w:lang w:val="en-US"/>
-                              </w:rPr>
-                              <w:t>control is carried out to ensure that there are no cracks on prepared surfaces for threading.</w:t>
-                            </w:r>
-                          </w:p>
-                          <w:p>
-                            <w:pPr>
-                              <w:pStyle w:val="TableParagraph"/>
-                              <w:kinsoku w:val="0"/>
-                              <w:overflowPunct w:val="0"/>
-                              <w:spacing w:line="276" w:lineRule="auto"/>
-                              <w:ind w:left="426" w:hanging="5"/>
-                              <w:rPr>
-                                <w:spacing w:val="-4"/>
-                                <w:sz w:val="18"/>
-                                <w:szCs w:val="18"/>
-                                <w:lang w:val="en-US"/>
-                              </w:rPr>
-                            </w:pPr>
-                            <w:r>
-                              <w:rPr>
-                                <w:spacing w:val="-4"/>
-                                <w:sz w:val="18"/>
-                                <w:szCs w:val="18"/>
-                                <w:lang w:val="en-US"/>
-                              </w:rPr>
-                              <w:t>-</w:t>
-                            </w:r>
-                            <w:r>
-                              <w:rPr>
-                                <w:spacing w:val="-4"/>
-                                <w:sz w:val="18"/>
-                                <w:szCs w:val="18"/>
-                                <w:vertAlign w:val="superscript"/>
-                                <w:lang w:val="en-US"/>
-                              </w:rPr>
-                              <w:t xml:space="preserve">10) </w:t>
-                            </w:r>
-                            <w:r>
-                              <w:rPr>
-                                <w:spacing w:val="-4"/>
-                                <w:sz w:val="18"/>
-                                <w:szCs w:val="18"/>
-                                <w:lang w:val="en-US"/>
-                              </w:rPr>
-                              <w:t xml:space="preserve">– </w:t>
-                            </w:r>
-                            <w:r>
-                              <w:rPr>
-                                <w:spacing w:val="-4"/>
-                                <w:sz w:val="18"/>
-                                <w:szCs w:val="18"/>
-                              </w:rPr>
-                              <w:t>контроль</w:t>
-                            </w:r>
-                            <w:r>
-                              <w:rPr>
-                                <w:spacing w:val="-4"/>
-                                <w:sz w:val="18"/>
-                                <w:szCs w:val="18"/>
-                                <w:lang w:val="en-US"/>
-                              </w:rPr>
-                              <w:t xml:space="preserve"> </w:t>
-                            </w:r>
-                            <w:r>
-                              <w:rPr>
-                                <w:spacing w:val="-4"/>
-                                <w:sz w:val="18"/>
-                                <w:szCs w:val="18"/>
-                              </w:rPr>
-                              <w:t>не</w:t>
-                            </w:r>
-                            <w:r>
-                              <w:rPr>
-                                <w:spacing w:val="-4"/>
-                                <w:sz w:val="18"/>
-                                <w:szCs w:val="18"/>
-                                <w:lang w:val="en-US"/>
-                              </w:rPr>
-                              <w:t xml:space="preserve"> </w:t>
-                            </w:r>
-                            <w:r>
-                              <w:rPr>
-                                <w:spacing w:val="-4"/>
-                                <w:sz w:val="18"/>
-                                <w:szCs w:val="18"/>
-                              </w:rPr>
-                              <w:t>проводится</w:t>
-                            </w:r>
-                            <w:r>
-                              <w:rPr>
-                                <w:spacing w:val="-4"/>
-                                <w:sz w:val="18"/>
-                                <w:szCs w:val="18"/>
-                                <w:lang w:val="en-US"/>
-                              </w:rPr>
-                              <w:t xml:space="preserve"> </w:t>
-                            </w:r>
-                            <w:r>
-                              <w:rPr>
-                                <w:spacing w:val="-4"/>
-                                <w:sz w:val="18"/>
-                                <w:szCs w:val="18"/>
-                              </w:rPr>
-                              <w:t>в</w:t>
-                            </w:r>
-                            <w:r>
-                              <w:rPr>
-                                <w:spacing w:val="-4"/>
-                                <w:sz w:val="18"/>
-                                <w:szCs w:val="18"/>
-                                <w:lang w:val="en-US"/>
-                              </w:rPr>
-                              <w:t xml:space="preserve"> </w:t>
-                            </w:r>
-                            <w:r>
-                              <w:rPr>
-                                <w:spacing w:val="-4"/>
-                                <w:sz w:val="18"/>
-                                <w:szCs w:val="18"/>
-                              </w:rPr>
-                              <w:t>соответствии</w:t>
-                            </w:r>
-                            <w:r>
-                              <w:rPr>
-                                <w:spacing w:val="-4"/>
-                                <w:sz w:val="18"/>
-                                <w:szCs w:val="18"/>
-                                <w:lang w:val="en-US"/>
-                              </w:rPr>
-                              <w:t xml:space="preserve"> </w:t>
-                            </w:r>
-                            <w:r>
-                              <w:rPr>
-                                <w:spacing w:val="-4"/>
-                                <w:sz w:val="18"/>
-                                <w:szCs w:val="18"/>
-                              </w:rPr>
-                              <w:t>с</w:t>
-                            </w:r>
-                            <w:r>
-                              <w:rPr>
-                                <w:spacing w:val="-4"/>
-                                <w:sz w:val="18"/>
-                                <w:szCs w:val="18"/>
-                                <w:lang w:val="en-US"/>
-                              </w:rPr>
-                              <w:t xml:space="preserve"> </w:t>
-                            </w:r>
-                            <w:r>
-                              <w:rPr>
-                                <w:spacing w:val="-4"/>
-                                <w:sz w:val="18"/>
-                                <w:szCs w:val="18"/>
-                              </w:rPr>
-                              <w:t>п</w:t>
-                            </w:r>
-                            <w:r>
-                              <w:rPr>
-                                <w:spacing w:val="-4"/>
-                                <w:sz w:val="18"/>
-                                <w:szCs w:val="18"/>
-                                <w:lang w:val="en-US"/>
-                              </w:rPr>
-                              <w:t xml:space="preserve">. 1.5 </w:t>
-                            </w:r>
-                            <w:r>
-                              <w:rPr>
-                                <w:spacing w:val="-4"/>
-                                <w:sz w:val="18"/>
-                                <w:szCs w:val="18"/>
-                              </w:rPr>
-                              <w:t>ПМ</w:t>
-                            </w:r>
-                            <w:r>
-                              <w:rPr>
-                                <w:spacing w:val="-4"/>
-                                <w:sz w:val="18"/>
-                                <w:szCs w:val="18"/>
-                                <w:lang w:val="en-US"/>
-                              </w:rPr>
-                              <w:t xml:space="preserve"> </w:t>
-                            </w:r>
-                            <w:r>
-                              <w:rPr>
-                                <w:spacing w:val="-4"/>
-                                <w:sz w:val="18"/>
-                                <w:szCs w:val="18"/>
-                              </w:rPr>
-                              <w:t>ПИ</w:t>
-                            </w:r>
-                            <w:r>
-                              <w:rPr>
-                                <w:spacing w:val="-4"/>
-                                <w:sz w:val="18"/>
-                                <w:szCs w:val="18"/>
-                                <w:lang w:val="en-US"/>
-                              </w:rPr>
-                              <w:t xml:space="preserve"> / TP AP </w:t>
-                            </w:r>
-                            <w:r>
-                              <w:rPr>
-                                <w:spacing w:val="-4"/>
-                                <w:sz w:val="18"/>
-                                <w:szCs w:val="18"/>
-                                <w:lang w:val="en-US"/>
-                              </w:rPr>
-                              <w:t>№ 2410131</w:t>
-                            </w:r>
-                            <w:r>
-                              <w:rPr>
-                                <w:spacing w:val="-4"/>
-                                <w:sz w:val="18"/>
-                                <w:szCs w:val="18"/>
-                                <w:lang w:val="en-US"/>
-                              </w:rPr>
-                              <w:t xml:space="preserve">/ control is not carried out according to p. 1.5 </w:t>
-                            </w:r>
-                            <w:r>
-                              <w:rPr>
-                                <w:spacing w:val="-4"/>
-                                <w:sz w:val="18"/>
-                                <w:szCs w:val="18"/>
-                              </w:rPr>
-                              <w:t>ПМ</w:t>
-                            </w:r>
-                            <w:r>
-                              <w:rPr>
-                                <w:spacing w:val="-4"/>
-                                <w:sz w:val="18"/>
-                                <w:szCs w:val="18"/>
-                                <w:lang w:val="en-US"/>
-                              </w:rPr>
-                              <w:t xml:space="preserve"> </w:t>
-                            </w:r>
-                            <w:r>
-                              <w:rPr>
-                                <w:spacing w:val="-4"/>
-                                <w:sz w:val="18"/>
-                                <w:szCs w:val="18"/>
-                              </w:rPr>
-                              <w:t>ПИ</w:t>
-                            </w:r>
-                            <w:r>
-                              <w:rPr>
-                                <w:spacing w:val="-4"/>
-                                <w:sz w:val="18"/>
-                                <w:szCs w:val="18"/>
-                                <w:lang w:val="en-US"/>
-                              </w:rPr>
-                              <w:t xml:space="preserve"> / TP AP </w:t>
-                            </w:r>
-                            <w:r>
-                              <w:rPr>
-                                <w:spacing w:val="-4"/>
-                                <w:sz w:val="18"/>
-                                <w:szCs w:val="18"/>
-                                <w:lang w:val="en-US"/>
-                              </w:rPr>
-                              <w:t>№ 2410131</w:t>
-                            </w:r>
-                          </w:p>
-                          <w:p>
-                            <w:pPr>
-                              <w:pStyle w:val="TableParagraph"/>
-                              <w:kinsoku w:val="0"/>
-                              <w:overflowPunct w:val="0"/>
-                              <w:spacing w:line="276" w:lineRule="auto"/>
-                              <w:ind w:left="426" w:hanging="5"/>
-                              <w:rPr>
-                                <w:spacing w:val="-4"/>
-                                <w:sz w:val="18"/>
-                                <w:szCs w:val="18"/>
-                                <w:lang w:val="en-US"/>
-                              </w:rPr>
-                            </w:pPr>
-                            <w:r>
-                              <w:rPr>
-                                <w:spacing w:val="-4"/>
-                                <w:sz w:val="18"/>
-                                <w:szCs w:val="18"/>
-                                <w:lang w:val="en-US"/>
-                              </w:rPr>
-                              <w:t>+</w:t>
-                            </w:r>
-                            <w:r>
-                              <w:rPr>
-                                <w:spacing w:val="-4"/>
-                                <w:sz w:val="18"/>
-                                <w:szCs w:val="18"/>
-                                <w:vertAlign w:val="superscript"/>
-                                <w:lang w:val="en-US"/>
-                              </w:rPr>
-                              <w:t xml:space="preserve">11) </w:t>
-                            </w:r>
-                            <w:r>
-                              <w:rPr>
-                                <w:spacing w:val="-4"/>
-                                <w:sz w:val="18"/>
-                                <w:szCs w:val="18"/>
-                                <w:lang w:val="en-US"/>
-                              </w:rPr>
-                              <w:t xml:space="preserve">– </w:t>
-                            </w:r>
-                            <w:r>
-                              <w:rPr>
-                                <w:spacing w:val="-4"/>
-                                <w:sz w:val="18"/>
-                                <w:szCs w:val="18"/>
-                              </w:rPr>
-                              <w:t>критерии</w:t>
-                            </w:r>
-                            <w:r>
-                              <w:rPr>
-                                <w:spacing w:val="-4"/>
-                                <w:sz w:val="18"/>
-                                <w:szCs w:val="18"/>
-                                <w:lang w:val="en-US"/>
-                              </w:rPr>
-                              <w:t xml:space="preserve"> </w:t>
-                            </w:r>
-                            <w:r>
-                              <w:rPr>
-                                <w:spacing w:val="-4"/>
-                                <w:sz w:val="18"/>
-                                <w:szCs w:val="18"/>
-                              </w:rPr>
-                              <w:t>оценки</w:t>
-                            </w:r>
-                            <w:r>
-                              <w:rPr>
-                                <w:spacing w:val="-4"/>
-                                <w:sz w:val="18"/>
-                                <w:szCs w:val="18"/>
-                                <w:lang w:val="en-US"/>
-                              </w:rPr>
-                              <w:t xml:space="preserve"> </w:t>
-                            </w:r>
-                            <w:r>
-                              <w:rPr>
-                                <w:spacing w:val="-4"/>
-                                <w:sz w:val="18"/>
-                                <w:szCs w:val="18"/>
-                              </w:rPr>
-                              <w:t>в</w:t>
-                            </w:r>
-                            <w:r>
-                              <w:rPr>
-                                <w:spacing w:val="-4"/>
-                                <w:sz w:val="18"/>
-                                <w:szCs w:val="18"/>
-                                <w:lang w:val="en-US"/>
-                              </w:rPr>
-                              <w:t xml:space="preserve"> </w:t>
-                            </w:r>
-                            <w:r>
-                              <w:rPr>
-                                <w:spacing w:val="-4"/>
-                                <w:sz w:val="18"/>
-                                <w:szCs w:val="18"/>
-                              </w:rPr>
-                              <w:t>соответствии</w:t>
-                            </w:r>
-                            <w:r>
-                              <w:rPr>
-                                <w:spacing w:val="-4"/>
-                                <w:sz w:val="18"/>
-                                <w:szCs w:val="18"/>
-                                <w:lang w:val="en-US"/>
-                              </w:rPr>
-                              <w:t xml:space="preserve"> </w:t>
-                            </w:r>
-                            <w:r>
-                              <w:rPr>
-                                <w:spacing w:val="-4"/>
-                                <w:sz w:val="18"/>
-                                <w:szCs w:val="18"/>
-                              </w:rPr>
-                              <w:t>с</w:t>
-                            </w:r>
-                            <w:r>
-                              <w:rPr>
-                                <w:spacing w:val="-4"/>
-                                <w:sz w:val="18"/>
-                                <w:szCs w:val="18"/>
-                                <w:lang w:val="en-US"/>
-                              </w:rPr>
-                              <w:t xml:space="preserve"> </w:t>
-                            </w:r>
-                            <w:r>
-                              <w:rPr>
-                                <w:spacing w:val="-4"/>
-                                <w:sz w:val="18"/>
-                                <w:szCs w:val="18"/>
-                              </w:rPr>
-                              <w:t>таблицей</w:t>
-                            </w:r>
-                            <w:r>
-                              <w:rPr>
-                                <w:spacing w:val="-4"/>
-                                <w:sz w:val="18"/>
-                                <w:szCs w:val="18"/>
-                                <w:lang w:val="en-US"/>
-                              </w:rPr>
-                              <w:t xml:space="preserve"> 3 ČSN EN 10308 </w:t>
-                            </w:r>
-                            <w:r>
-                              <w:rPr>
-                                <w:spacing w:val="-4"/>
-                                <w:sz w:val="18"/>
-                                <w:szCs w:val="18"/>
-                              </w:rPr>
-                              <w:t>класс</w:t>
-                            </w:r>
-                            <w:r>
-                              <w:rPr>
-                                <w:spacing w:val="-4"/>
-                                <w:sz w:val="18"/>
-                                <w:szCs w:val="18"/>
-                                <w:lang w:val="en-US"/>
-                              </w:rPr>
-                              <w:t xml:space="preserve"> 3 / acceptance criteria according to table 3 ČSN EN 10308 class 3</w:t>
-                            </w:r>
-                          </w:p>
-                          <w:p>
-                            <w:pPr>
-                              <w:pStyle w:val="TableParagraph"/>
-                              <w:kinsoku w:val="0"/>
-                              <w:overflowPunct w:val="0"/>
-                              <w:spacing w:line="276" w:lineRule="auto"/>
-                              <w:ind w:left="426" w:hanging="5"/>
-                              <w:rPr>
-                                <w:spacing w:val="-4"/>
-                                <w:sz w:val="18"/>
-                                <w:szCs w:val="18"/>
-                                <w:lang w:val="en-US"/>
-                              </w:rPr>
-                            </w:pPr>
-                            <w:r>
-                              <w:rPr>
-                                <w:spacing w:val="-4"/>
-                                <w:sz w:val="18"/>
-                                <w:szCs w:val="18"/>
-                                <w:lang w:val="en-US"/>
-                              </w:rPr>
-                              <w:t>+</w:t>
-                            </w:r>
-                            <w:r>
-                              <w:rPr>
-                                <w:spacing w:val="-4"/>
-                                <w:sz w:val="18"/>
-                                <w:szCs w:val="18"/>
-                                <w:vertAlign w:val="superscript"/>
-                                <w:lang w:val="en-US"/>
-                              </w:rPr>
-                              <w:t>12)</w:t>
-                            </w:r>
-                            <w:r>
-                              <w:rPr>
-                                <w:spacing w:val="-4"/>
-                                <w:sz w:val="18"/>
-                                <w:szCs w:val="18"/>
-                                <w:lang w:val="en-US"/>
-                              </w:rPr>
-                              <w:t xml:space="preserve"> – </w:t>
-                            </w:r>
-                            <w:r>
-                              <w:rPr>
-                                <w:spacing w:val="-4"/>
-                                <w:sz w:val="18"/>
-                                <w:szCs w:val="18"/>
-                              </w:rPr>
-                              <w:t>критерии</w:t>
-                            </w:r>
-                            <w:r>
-                              <w:rPr>
-                                <w:spacing w:val="-4"/>
-                                <w:sz w:val="18"/>
-                                <w:szCs w:val="18"/>
-                                <w:lang w:val="en-US"/>
-                              </w:rPr>
-                              <w:t xml:space="preserve"> </w:t>
-                            </w:r>
-                            <w:r>
-                              <w:rPr>
-                                <w:spacing w:val="-4"/>
-                                <w:sz w:val="18"/>
-                                <w:szCs w:val="18"/>
-                              </w:rPr>
-                              <w:t>оценки</w:t>
-                            </w:r>
-                            <w:r>
-                              <w:rPr>
-                                <w:spacing w:val="-4"/>
-                                <w:sz w:val="18"/>
-                                <w:szCs w:val="18"/>
-                                <w:lang w:val="en-US"/>
-                              </w:rPr>
-                              <w:t xml:space="preserve"> </w:t>
-                            </w:r>
-                            <w:r>
-                              <w:rPr>
-                                <w:spacing w:val="-4"/>
-                                <w:sz w:val="18"/>
-                                <w:szCs w:val="18"/>
-                              </w:rPr>
-                              <w:t>в</w:t>
-                            </w:r>
-                            <w:r>
-                              <w:rPr>
-                                <w:spacing w:val="-4"/>
-                                <w:sz w:val="18"/>
-                                <w:szCs w:val="18"/>
-                                <w:lang w:val="en-US"/>
-                              </w:rPr>
-                              <w:t xml:space="preserve"> </w:t>
-                            </w:r>
-                            <w:r>
-                              <w:rPr>
-                                <w:spacing w:val="-4"/>
-                                <w:sz w:val="18"/>
-                                <w:szCs w:val="18"/>
-                              </w:rPr>
-                              <w:t>соответствии</w:t>
-                            </w:r>
-                            <w:r>
-                              <w:rPr>
-                                <w:spacing w:val="-4"/>
-                                <w:sz w:val="18"/>
-                                <w:szCs w:val="18"/>
-                                <w:lang w:val="en-US"/>
-                              </w:rPr>
-                              <w:t xml:space="preserve"> </w:t>
-                            </w:r>
-                            <w:r>
-                              <w:rPr>
-                                <w:spacing w:val="-4"/>
-                                <w:sz w:val="18"/>
-                                <w:szCs w:val="18"/>
-                              </w:rPr>
-                              <w:t>с</w:t>
-                            </w:r>
-                            <w:r>
-                              <w:rPr>
-                                <w:spacing w:val="-4"/>
-                                <w:sz w:val="18"/>
-                                <w:szCs w:val="18"/>
-                                <w:lang w:val="en-US"/>
-                              </w:rPr>
-                              <w:t xml:space="preserve"> </w:t>
-                            </w:r>
-                            <w:r>
-                              <w:rPr>
-                                <w:spacing w:val="-4"/>
-                                <w:sz w:val="18"/>
-                                <w:szCs w:val="18"/>
-                              </w:rPr>
-                              <w:t>таблицей</w:t>
-                            </w:r>
-                            <w:r>
-                              <w:rPr>
-                                <w:spacing w:val="-4"/>
-                                <w:sz w:val="18"/>
-                                <w:szCs w:val="18"/>
-                                <w:lang w:val="en-US"/>
-                              </w:rPr>
-                              <w:t xml:space="preserve"> 2 ČSN EN 10308 </w:t>
-                            </w:r>
-                            <w:r>
-                              <w:rPr>
-                                <w:spacing w:val="-4"/>
-                                <w:sz w:val="18"/>
-                                <w:szCs w:val="18"/>
-                              </w:rPr>
-                              <w:t>класс</w:t>
-                            </w:r>
-                            <w:r>
-                              <w:rPr>
-                                <w:spacing w:val="-4"/>
-                                <w:sz w:val="18"/>
-                                <w:szCs w:val="18"/>
-                                <w:lang w:val="en-US"/>
-                              </w:rPr>
-                              <w:t xml:space="preserve"> 4 / acceptance criteria according to table 2 ČSN EN 10308 class 4</w:t>
-                            </w:r>
-                          </w:p>
-                          <w:p>
-                            <w:pPr>
-                              <w:pStyle w:val="TableParagraph"/>
-                              <w:kinsoku w:val="0"/>
-                              <w:overflowPunct w:val="0"/>
-                              <w:spacing w:line="276" w:lineRule="auto"/>
-                              <w:ind w:left="426" w:hanging="5"/>
-                              <w:rPr>
-                                <w:spacing w:val="-4"/>
-                                <w:sz w:val="18"/>
-                                <w:szCs w:val="18"/>
-                                <w:lang w:val="en-US"/>
-                              </w:rPr>
-                            </w:pPr>
-                            <w:r>
-                              <w:rPr>
-                                <w:spacing w:val="-4"/>
-                                <w:sz w:val="18"/>
-                                <w:szCs w:val="18"/>
-                                <w:lang w:val="en-US"/>
-                              </w:rPr>
-                              <w:t>+</w:t>
-                            </w:r>
-                            <w:r>
-                              <w:rPr>
-                                <w:spacing w:val="-4"/>
-                                <w:sz w:val="18"/>
-                                <w:szCs w:val="18"/>
-                                <w:vertAlign w:val="superscript"/>
-                                <w:lang w:val="en-US"/>
-                              </w:rPr>
-                              <w:t xml:space="preserve">13) </w:t>
-                            </w:r>
-                            <w:r>
-                              <w:rPr>
-                                <w:spacing w:val="-4"/>
-                                <w:sz w:val="18"/>
-                                <w:szCs w:val="18"/>
-                                <w:lang w:val="en-US"/>
-                              </w:rPr>
-                              <w:t xml:space="preserve">– </w:t>
-                            </w:r>
-                            <w:r>
-                              <w:rPr>
-                                <w:spacing w:val="-4"/>
-                                <w:sz w:val="18"/>
-                                <w:szCs w:val="18"/>
-                              </w:rPr>
-                              <w:t>критерии</w:t>
-                            </w:r>
-                            <w:r>
-                              <w:rPr>
-                                <w:spacing w:val="-4"/>
-                                <w:sz w:val="18"/>
-                                <w:szCs w:val="18"/>
-                                <w:lang w:val="en-US"/>
-                              </w:rPr>
-                              <w:t xml:space="preserve"> </w:t>
-                            </w:r>
-                            <w:r>
-                              <w:rPr>
-                                <w:spacing w:val="-4"/>
-                                <w:sz w:val="18"/>
-                                <w:szCs w:val="18"/>
-                              </w:rPr>
-                              <w:t>оценки</w:t>
-                            </w:r>
-                            <w:r>
-                              <w:rPr>
-                                <w:spacing w:val="-4"/>
-                                <w:sz w:val="18"/>
-                                <w:szCs w:val="18"/>
-                                <w:lang w:val="en-US"/>
-                              </w:rPr>
-                              <w:t xml:space="preserve"> </w:t>
-                            </w:r>
-                            <w:r>
-                              <w:rPr>
-                                <w:spacing w:val="-4"/>
-                                <w:sz w:val="18"/>
-                                <w:szCs w:val="18"/>
-                              </w:rPr>
-                              <w:t>в</w:t>
-                            </w:r>
-                            <w:r>
-                              <w:rPr>
-                                <w:spacing w:val="-4"/>
-                                <w:sz w:val="18"/>
-                                <w:szCs w:val="18"/>
-                                <w:lang w:val="en-US"/>
-                              </w:rPr>
-                              <w:t xml:space="preserve"> </w:t>
-                            </w:r>
-                            <w:r>
-                              <w:rPr>
-                                <w:spacing w:val="-4"/>
-                                <w:sz w:val="18"/>
-                                <w:szCs w:val="18"/>
-                              </w:rPr>
-                              <w:t>соответствии</w:t>
-                            </w:r>
-                            <w:r>
-                              <w:rPr>
-                                <w:spacing w:val="-4"/>
-                                <w:sz w:val="18"/>
-                                <w:szCs w:val="18"/>
-                                <w:lang w:val="en-US"/>
-                              </w:rPr>
-                              <w:t xml:space="preserve"> </w:t>
-                            </w:r>
-                            <w:r>
-                              <w:rPr>
-                                <w:spacing w:val="-4"/>
-                                <w:sz w:val="18"/>
-                                <w:szCs w:val="18"/>
-                              </w:rPr>
-                              <w:t>с</w:t>
-                            </w:r>
-                            <w:r>
-                              <w:rPr>
-                                <w:spacing w:val="-4"/>
-                                <w:sz w:val="18"/>
-                                <w:szCs w:val="18"/>
-                                <w:lang w:val="en-US"/>
-                              </w:rPr>
-                              <w:t xml:space="preserve"> </w:t>
-                            </w:r>
-                            <w:r>
-                              <w:rPr>
-                                <w:spacing w:val="-4"/>
-                                <w:sz w:val="18"/>
-                                <w:szCs w:val="18"/>
-                              </w:rPr>
-                              <w:t>таблицей</w:t>
-                            </w:r>
-                            <w:r>
-                              <w:rPr>
-                                <w:spacing w:val="-4"/>
-                                <w:sz w:val="18"/>
-                                <w:szCs w:val="18"/>
-                                <w:lang w:val="en-US"/>
-                              </w:rPr>
-                              <w:t xml:space="preserve"> 4, 5 ČSN EN </w:t>
-                            </w:r>
-                            <w:r>
-                              <w:rPr>
-                                <w:spacing w:val="-4"/>
-                                <w:sz w:val="18"/>
-                                <w:szCs w:val="18"/>
-                                <w:lang w:val="cs-CZ"/>
-                              </w:rPr>
-                              <w:t>10160</w:t>
-                            </w:r>
-                            <w:r>
-                              <w:rPr>
-                                <w:spacing w:val="-4"/>
-                                <w:sz w:val="18"/>
-                                <w:szCs w:val="18"/>
-                                <w:lang w:val="en-US"/>
-                              </w:rPr>
-                              <w:t xml:space="preserve"> </w:t>
-                            </w:r>
-                            <w:r>
-                              <w:rPr>
-                                <w:spacing w:val="-4"/>
-                                <w:sz w:val="18"/>
-                                <w:szCs w:val="18"/>
-                              </w:rPr>
-                              <w:t>класс</w:t>
-                            </w:r>
-                            <w:r>
-                              <w:rPr>
-                                <w:spacing w:val="-4"/>
-                                <w:sz w:val="18"/>
-                                <w:szCs w:val="18"/>
-                                <w:lang w:val="en-US"/>
-                              </w:rPr>
-                              <w:t xml:space="preserve"> S</w:t>
-                            </w:r>
-                            <w:r>
-                              <w:rPr>
-                                <w:spacing w:val="-4"/>
-                                <w:sz w:val="18"/>
-                                <w:szCs w:val="18"/>
-                                <w:vertAlign w:val="subscript"/>
-                                <w:lang w:val="en-US"/>
-                              </w:rPr>
-                              <w:t xml:space="preserve">3, </w:t>
-                            </w:r>
-                            <w:r>
-                              <w:rPr>
-                                <w:spacing w:val="-4"/>
-                                <w:sz w:val="18"/>
-                                <w:szCs w:val="18"/>
-                                <w:lang w:val="en-US"/>
-                              </w:rPr>
-                              <w:t>E</w:t>
-                            </w:r>
-                            <w:r>
-                              <w:rPr>
-                                <w:spacing w:val="-4"/>
-                                <w:sz w:val="18"/>
-                                <w:szCs w:val="18"/>
-                                <w:vertAlign w:val="subscript"/>
-                                <w:lang w:val="en-US"/>
-                              </w:rPr>
-                              <w:t>4</w:t>
-                            </w:r>
-                            <w:r>
-                              <w:rPr>
-                                <w:spacing w:val="-4"/>
-                                <w:sz w:val="18"/>
-                                <w:szCs w:val="18"/>
-                                <w:lang w:val="en-US"/>
-                              </w:rPr>
-                              <w:t xml:space="preserve"> / acceptance criteria according to table 5 ČSN EN 10228-3 class 4</w:t>
-                            </w:r>
-                          </w:p>
-                          <w:p>
-                            <w:pPr>
-                              <w:pStyle w:val="TableParagraph"/>
-                              <w:kinsoku w:val="0"/>
-                              <w:overflowPunct w:val="0"/>
-                              <w:spacing w:line="276" w:lineRule="auto"/>
-                              <w:ind w:left="451"/>
-                              <w:rPr>
-                                <w:sz w:val="18"/>
-                                <w:szCs w:val="18"/>
-                                <w:lang w:val="en-US"/>
-                              </w:rPr>
-                            </w:pPr>
-                            <w:r>
-                              <w:rPr>
-                                <w:sz w:val="18"/>
-                                <w:szCs w:val="18"/>
-                                <w:lang w:val="en-US"/>
-                              </w:rPr>
-                              <w:t>+</w:t>
-                            </w:r>
-                            <w:r>
-                              <w:rPr>
-                                <w:spacing w:val="-4"/>
-                                <w:sz w:val="18"/>
-                                <w:szCs w:val="18"/>
-                                <w:vertAlign w:val="superscript"/>
-                                <w:lang w:val="en-US"/>
-                              </w:rPr>
-                              <w:t>14</w:t>
-                            </w:r>
-                            <w:r>
-                              <w:rPr>
-                                <w:spacing w:val="-4"/>
-                                <w:sz w:val="18"/>
-                                <w:szCs w:val="18"/>
-                                <w:vertAlign w:val="superscript"/>
-                                <w:lang w:val="en-US"/>
-                              </w:rPr>
-                              <w:t xml:space="preserve">) </w:t>
-                            </w:r>
-                            <w:r>
-                              <w:rPr>
-                                <w:sz w:val="18"/>
-                                <w:szCs w:val="18"/>
-                                <w:lang w:val="en-US"/>
-                              </w:rPr>
-                              <w:t xml:space="preserve">– </w:t>
-                            </w:r>
-                            <w:r>
-                              <w:rPr>
-                                <w:spacing w:val="-4"/>
-                                <w:sz w:val="18"/>
-                                <w:szCs w:val="18"/>
-                              </w:rPr>
-                              <w:t>критерии</w:t>
-                            </w:r>
-                            <w:r>
-                              <w:rPr>
-                                <w:spacing w:val="-4"/>
-                                <w:sz w:val="18"/>
-                                <w:szCs w:val="18"/>
-                                <w:lang w:val="en-US"/>
-                              </w:rPr>
-                              <w:t xml:space="preserve"> </w:t>
-                            </w:r>
-                            <w:r>
-                              <w:rPr>
-                                <w:spacing w:val="-4"/>
-                                <w:sz w:val="18"/>
-                                <w:szCs w:val="18"/>
-                              </w:rPr>
-                              <w:t>оценки</w:t>
-                            </w:r>
-                            <w:r>
-                              <w:rPr>
-                                <w:spacing w:val="-4"/>
-                                <w:sz w:val="18"/>
-                                <w:szCs w:val="18"/>
-                                <w:lang w:val="en-US"/>
-                              </w:rPr>
-                              <w:t xml:space="preserve"> </w:t>
-                            </w:r>
-                            <w:r>
-                              <w:rPr>
-                                <w:spacing w:val="-4"/>
-                                <w:sz w:val="18"/>
-                                <w:szCs w:val="18"/>
-                              </w:rPr>
-                              <w:t>в</w:t>
-                            </w:r>
-                            <w:r>
-                              <w:rPr>
-                                <w:spacing w:val="-4"/>
-                                <w:sz w:val="18"/>
-                                <w:szCs w:val="18"/>
-                                <w:lang w:val="en-US"/>
-                              </w:rPr>
-                              <w:t xml:space="preserve"> </w:t>
-                            </w:r>
-                            <w:r>
-                              <w:rPr>
-                                <w:spacing w:val="-4"/>
-                                <w:sz w:val="18"/>
-                                <w:szCs w:val="18"/>
-                              </w:rPr>
-                              <w:t>соответствии</w:t>
-                            </w:r>
-                            <w:r>
-                              <w:rPr>
-                                <w:spacing w:val="-4"/>
-                                <w:sz w:val="18"/>
-                                <w:szCs w:val="18"/>
-                                <w:lang w:val="en-US"/>
-                              </w:rPr>
-                              <w:t xml:space="preserve"> </w:t>
-                            </w:r>
-                            <w:r>
-                              <w:rPr>
-                                <w:spacing w:val="-4"/>
-                                <w:sz w:val="18"/>
-                                <w:szCs w:val="18"/>
-                              </w:rPr>
-                              <w:t>с</w:t>
-                            </w:r>
-                            <w:r>
-                              <w:rPr>
-                                <w:spacing w:val="-4"/>
-                                <w:sz w:val="18"/>
-                                <w:szCs w:val="18"/>
-                                <w:lang w:val="en-US"/>
-                              </w:rPr>
-                              <w:t xml:space="preserve"> </w:t>
-                            </w:r>
-                            <w:r>
-                              <w:rPr>
-                                <w:spacing w:val="-4"/>
-                                <w:sz w:val="18"/>
-                                <w:szCs w:val="18"/>
-                              </w:rPr>
-                              <w:t>таблицей</w:t>
-                            </w:r>
-                            <w:r>
-                              <w:rPr>
-                                <w:spacing w:val="-4"/>
-                                <w:sz w:val="18"/>
-                                <w:szCs w:val="18"/>
-                                <w:lang w:val="en-US"/>
-                              </w:rPr>
-                              <w:t xml:space="preserve"> </w:t>
-                            </w:r>
-                            <w:r>
-                              <w:rPr>
-                                <w:sz w:val="18"/>
-                                <w:szCs w:val="18"/>
-                                <w:lang w:val="en-US"/>
-                              </w:rPr>
-                              <w:t xml:space="preserve">3, 5 </w:t>
-                            </w:r>
-                            <w:r>
-                              <w:rPr>
-                                <w:spacing w:val="-4"/>
-                                <w:sz w:val="18"/>
-                                <w:szCs w:val="18"/>
-                                <w:lang w:val="en-US"/>
-                              </w:rPr>
-                              <w:t>Č</w:t>
-                            </w:r>
-                            <w:r>
-                              <w:rPr>
-                                <w:sz w:val="18"/>
-                                <w:szCs w:val="18"/>
-                                <w:lang w:val="en-US"/>
-                              </w:rPr>
-                              <w:t xml:space="preserve">SN EN 10307 </w:t>
-                            </w:r>
-                            <w:r>
-                              <w:rPr>
-                                <w:spacing w:val="-4"/>
-                                <w:sz w:val="18"/>
-                                <w:szCs w:val="18"/>
-                              </w:rPr>
-                              <w:t>класс</w:t>
-                            </w:r>
-                            <w:r>
-                              <w:rPr>
-                                <w:spacing w:val="-4"/>
-                                <w:sz w:val="18"/>
-                                <w:szCs w:val="18"/>
-                                <w:lang w:val="en-US"/>
-                              </w:rPr>
-                              <w:t xml:space="preserve"> S</w:t>
-                            </w:r>
-                            <w:r>
-                              <w:rPr>
-                                <w:spacing w:val="-4"/>
-                                <w:sz w:val="18"/>
-                                <w:szCs w:val="18"/>
-                                <w:vertAlign w:val="subscript"/>
-                                <w:lang w:val="en-US"/>
-                              </w:rPr>
-                              <w:t xml:space="preserve">3, </w:t>
-                            </w:r>
-                            <w:r>
-                              <w:rPr>
-                                <w:spacing w:val="-4"/>
-                                <w:sz w:val="18"/>
-                                <w:szCs w:val="18"/>
-                                <w:lang w:val="en-US"/>
-                              </w:rPr>
-                              <w:t>E</w:t>
-                            </w:r>
-                            <w:r>
-                              <w:rPr>
-                                <w:spacing w:val="-4"/>
-                                <w:sz w:val="18"/>
-                                <w:szCs w:val="18"/>
-                                <w:vertAlign w:val="subscript"/>
-                                <w:lang w:val="en-US"/>
-                              </w:rPr>
-                              <w:t>4</w:t>
-                            </w:r>
-                            <w:r>
-                              <w:rPr>
-                                <w:sz w:val="18"/>
-                                <w:szCs w:val="18"/>
-                                <w:lang w:val="en-US"/>
-                              </w:rPr>
-                              <w:t xml:space="preserve"> /</w:t>
-                            </w:r>
-                            <w:r>
-                              <w:rPr>
-                                <w:sz w:val="18"/>
-                                <w:szCs w:val="18"/>
-                                <w:lang w:val="en-US"/>
-                              </w:rPr>
-                              <w:t xml:space="preserve"> acceptance criteria according to table 3 </w:t>
-                            </w:r>
-                            <w:r>
-                              <w:rPr>
-                                <w:spacing w:val="-4"/>
-                                <w:sz w:val="18"/>
-                                <w:szCs w:val="18"/>
-                                <w:lang w:val="en-US"/>
-                              </w:rPr>
-                              <w:t>Č</w:t>
-                            </w:r>
-                            <w:r>
-                              <w:rPr>
-                                <w:sz w:val="18"/>
-                                <w:szCs w:val="18"/>
-                                <w:lang w:val="en-US"/>
-                              </w:rPr>
-                              <w:t>SN EN 10307 class 3</w:t>
-                            </w:r>
-                          </w:p>
-                          <w:p>
-                            <w:pPr>
-                              <w:pStyle w:val="TableParagraph"/>
-                              <w:kinsoku w:val="0"/>
-                              <w:overflowPunct w:val="0"/>
-                              <w:spacing w:line="276" w:lineRule="auto"/>
-                              <w:ind w:left="451"/>
-                              <w:rPr>
-                                <w:sz w:val="18"/>
-                                <w:szCs w:val="18"/>
-                                <w:lang w:val="en-US"/>
-                              </w:rPr>
-                            </w:pPr>
                           </w:p>
                           <w:p>
                             <w:pPr>
@@ -4169,2270 +1837,6 @@
                     </w:p>
                     <w:p>
                       <w:pPr>
-                        <w:pStyle w:val="TableParagraph"/>
-                        <w:kinsoku w:val="0"/>
-                        <w:overflowPunct w:val="0"/>
-                        <w:spacing w:line="276" w:lineRule="auto"/>
-                        <w:ind w:left="451"/>
-                        <w:rPr>
-                          <w:spacing w:val="-4"/>
-                          <w:sz w:val="18"/>
-                          <w:szCs w:val="18"/>
-                          <w:lang w:val="en-US"/>
-                        </w:rPr>
-                      </w:pPr>
-                      <w:r>
-                        <w:rPr>
-                          <w:spacing w:val="-4"/>
-                          <w:sz w:val="18"/>
-                          <w:szCs w:val="18"/>
-                          <w:lang w:val="en-US"/>
-                        </w:rPr>
-                        <w:t>+</w:t>
-                      </w:r>
-                      <w:r>
-                        <w:rPr>
-                          <w:spacing w:val="-4"/>
-                          <w:sz w:val="18"/>
-                          <w:szCs w:val="18"/>
-                          <w:vertAlign w:val="superscript"/>
-                          <w:lang w:val="en-US"/>
-                        </w:rPr>
-                        <w:t>1</w:t>
-                      </w:r>
-                      <w:proofErr w:type="gramStart"/>
-                      <w:r>
-                        <w:rPr>
-                          <w:spacing w:val="-4"/>
-                          <w:sz w:val="18"/>
-                          <w:szCs w:val="18"/>
-                          <w:vertAlign w:val="superscript"/>
-                          <w:lang w:val="en-US"/>
-                        </w:rPr>
-                        <w:t xml:space="preserve">)  </w:t>
-                      </w:r>
-                      <w:r>
-                        <w:rPr>
-                          <w:spacing w:val="-4"/>
-                          <w:sz w:val="18"/>
-                          <w:szCs w:val="18"/>
-                          <w:lang w:val="en-US"/>
-                        </w:rPr>
-                        <w:t>-</w:t>
-                      </w:r>
-                      <w:proofErr w:type="gramEnd"/>
-                      <w:r>
-                        <w:rPr>
-                          <w:spacing w:val="-4"/>
-                          <w:sz w:val="18"/>
-                          <w:szCs w:val="18"/>
-                          <w:lang w:val="en-US"/>
-                        </w:rPr>
-                        <w:t xml:space="preserve"> </w:t>
-                      </w:r>
-                      <w:r>
-                        <w:rPr>
-                          <w:spacing w:val="-4"/>
-                          <w:sz w:val="18"/>
-                          <w:szCs w:val="18"/>
-                        </w:rPr>
-                        <w:t>испытания</w:t>
-                      </w:r>
-                      <w:r>
-                        <w:rPr>
-                          <w:spacing w:val="-4"/>
-                          <w:sz w:val="18"/>
-                          <w:szCs w:val="18"/>
-                          <w:lang w:val="en-US"/>
-                        </w:rPr>
-                        <w:t xml:space="preserve"> </w:t>
-                      </w:r>
-                      <w:r>
-                        <w:rPr>
-                          <w:spacing w:val="-4"/>
-                          <w:sz w:val="18"/>
-                          <w:szCs w:val="18"/>
-                        </w:rPr>
-                        <w:t>проводятся</w:t>
-                      </w:r>
-                      <w:r>
-                        <w:rPr>
-                          <w:spacing w:val="-4"/>
-                          <w:sz w:val="18"/>
-                          <w:szCs w:val="18"/>
-                          <w:lang w:val="en-US"/>
-                        </w:rPr>
-                        <w:t xml:space="preserve"> </w:t>
-                      </w:r>
-                      <w:r>
-                        <w:rPr>
-                          <w:spacing w:val="-4"/>
-                          <w:sz w:val="18"/>
-                          <w:szCs w:val="18"/>
-                        </w:rPr>
-                        <w:t>в</w:t>
-                      </w:r>
-                      <w:r>
-                        <w:rPr>
-                          <w:spacing w:val="-4"/>
-                          <w:sz w:val="18"/>
-                          <w:szCs w:val="18"/>
-                          <w:lang w:val="en-US"/>
-                        </w:rPr>
-                        <w:t xml:space="preserve"> </w:t>
-                      </w:r>
-                      <w:r>
-                        <w:rPr>
-                          <w:spacing w:val="-4"/>
-                          <w:sz w:val="18"/>
-                          <w:szCs w:val="18"/>
-                        </w:rPr>
-                        <w:t>составе</w:t>
-                      </w:r>
-                      <w:r>
-                        <w:rPr>
-                          <w:spacing w:val="-4"/>
-                          <w:sz w:val="18"/>
-                          <w:szCs w:val="18"/>
-                          <w:lang w:val="en-US"/>
-                        </w:rPr>
-                        <w:t xml:space="preserve"> </w:t>
-                      </w:r>
-                      <w:r>
-                        <w:rPr>
-                          <w:spacing w:val="-4"/>
-                          <w:sz w:val="18"/>
-                          <w:szCs w:val="18"/>
-                        </w:rPr>
-                        <w:t>сборочной</w:t>
-                      </w:r>
-                      <w:r>
-                        <w:rPr>
-                          <w:spacing w:val="-4"/>
-                          <w:sz w:val="18"/>
-                          <w:szCs w:val="18"/>
-                          <w:lang w:val="en-US"/>
-                        </w:rPr>
-                        <w:t xml:space="preserve"> </w:t>
-                      </w:r>
-                      <w:r>
-                        <w:rPr>
-                          <w:spacing w:val="-4"/>
-                          <w:sz w:val="18"/>
-                          <w:szCs w:val="18"/>
-                        </w:rPr>
-                        <w:t>единицы</w:t>
-                      </w:r>
-                      <w:r>
-                        <w:rPr>
-                          <w:spacing w:val="-4"/>
-                          <w:sz w:val="18"/>
-                          <w:szCs w:val="18"/>
-                          <w:lang w:val="en-US"/>
-                        </w:rPr>
-                        <w:t xml:space="preserve"> </w:t>
-                      </w:r>
-                      <w:r>
-                        <w:rPr>
-                          <w:spacing w:val="-4"/>
-                          <w:sz w:val="18"/>
-                          <w:szCs w:val="18"/>
-                          <w:lang w:val="en-US"/>
-                        </w:rPr>
-                        <w:t xml:space="preserve">GKB-2-0,6-600-CS </w:t>
-                      </w:r>
-                      <w:r>
-                        <w:rPr>
-                          <w:spacing w:val="-4"/>
-                          <w:sz w:val="18"/>
-                          <w:szCs w:val="18"/>
-                        </w:rPr>
-                        <w:t>СБ</w:t>
-                      </w:r>
-                      <w:r>
-                        <w:rPr>
-                          <w:spacing w:val="-4"/>
-                          <w:sz w:val="18"/>
-                          <w:szCs w:val="18"/>
-                          <w:lang w:val="en-US"/>
-                        </w:rPr>
-                        <w:t xml:space="preserve"> /  tests are carried out as part of an assembly unit </w:t>
-                      </w:r>
-                      <w:r>
-                        <w:rPr>
-                          <w:spacing w:val="-4"/>
-                          <w:sz w:val="18"/>
-                          <w:szCs w:val="18"/>
-                          <w:lang w:val="en-US"/>
-                        </w:rPr>
-                        <w:t xml:space="preserve">GKB-2-0,6-600-CS </w:t>
-                      </w:r>
-                      <w:r>
-                        <w:rPr>
-                          <w:spacing w:val="-4"/>
-                          <w:sz w:val="18"/>
-                          <w:szCs w:val="18"/>
-                        </w:rPr>
-                        <w:t>СБ</w:t>
-                      </w:r>
-                      <w:r>
-                        <w:rPr>
-                          <w:spacing w:val="-4"/>
-                          <w:sz w:val="18"/>
-                          <w:szCs w:val="18"/>
-                          <w:lang w:val="en-US"/>
-                        </w:rPr>
-                        <w:t>.</w:t>
-                      </w:r>
-                    </w:p>
-                    <w:p>
-                      <w:pPr>
-                        <w:pStyle w:val="TableParagraph"/>
-                        <w:kinsoku w:val="0"/>
-                        <w:overflowPunct w:val="0"/>
-                        <w:spacing w:line="276" w:lineRule="auto"/>
-                        <w:ind w:left="426" w:hanging="5"/>
-                        <w:rPr>
-                          <w:spacing w:val="-4"/>
-                          <w:sz w:val="18"/>
-                          <w:szCs w:val="18"/>
-                          <w:lang w:val="en-US"/>
-                        </w:rPr>
-                      </w:pPr>
-                      <w:r>
-                        <w:rPr>
-                          <w:spacing w:val="-4"/>
-                          <w:sz w:val="18"/>
-                          <w:szCs w:val="18"/>
-                          <w:lang w:val="en-US"/>
-                        </w:rPr>
-                        <w:t>+</w:t>
-                      </w:r>
-                      <w:r>
-                        <w:rPr>
-                          <w:spacing w:val="-4"/>
-                          <w:sz w:val="18"/>
-                          <w:szCs w:val="18"/>
-                          <w:vertAlign w:val="superscript"/>
-                          <w:lang w:val="en-US"/>
-                        </w:rPr>
-                        <w:t>2)</w:t>
-                      </w:r>
-                      <w:r>
-                        <w:rPr>
-                          <w:spacing w:val="-4"/>
-                          <w:sz w:val="18"/>
-                          <w:szCs w:val="18"/>
-                          <w:lang w:val="en-US"/>
-                        </w:rPr>
-                        <w:t xml:space="preserve"> - </w:t>
-                      </w:r>
-                      <w:r>
-                        <w:rPr>
-                          <w:spacing w:val="-4"/>
-                          <w:sz w:val="18"/>
-                          <w:szCs w:val="18"/>
-                        </w:rPr>
-                        <w:t>контроль</w:t>
-                      </w:r>
-                      <w:r>
-                        <w:rPr>
-                          <w:spacing w:val="-4"/>
-                          <w:sz w:val="18"/>
-                          <w:szCs w:val="18"/>
-                          <w:lang w:val="en-US"/>
-                        </w:rPr>
-                        <w:t xml:space="preserve"> </w:t>
-                      </w:r>
-                      <w:r>
-                        <w:rPr>
-                          <w:spacing w:val="-4"/>
-                          <w:sz w:val="18"/>
-                          <w:szCs w:val="18"/>
-                        </w:rPr>
-                        <w:t>в</w:t>
-                      </w:r>
-                      <w:r>
-                        <w:rPr>
-                          <w:spacing w:val="-4"/>
-                          <w:sz w:val="18"/>
-                          <w:szCs w:val="18"/>
-                          <w:lang w:val="en-US"/>
-                        </w:rPr>
-                        <w:t xml:space="preserve"> </w:t>
-                      </w:r>
-                      <w:r>
-                        <w:rPr>
-                          <w:spacing w:val="-4"/>
-                          <w:sz w:val="18"/>
-                          <w:szCs w:val="18"/>
-                        </w:rPr>
-                        <w:t>соответствии</w:t>
-                      </w:r>
-                      <w:r>
-                        <w:rPr>
-                          <w:spacing w:val="-4"/>
-                          <w:sz w:val="18"/>
-                          <w:szCs w:val="18"/>
-                          <w:lang w:val="en-US"/>
-                        </w:rPr>
-                        <w:t xml:space="preserve"> </w:t>
-                      </w:r>
-                      <w:r>
-                        <w:rPr>
-                          <w:spacing w:val="-4"/>
-                          <w:sz w:val="18"/>
-                          <w:szCs w:val="18"/>
-                        </w:rPr>
-                        <w:t>с</w:t>
-                      </w:r>
-                      <w:r>
-                        <w:rPr>
-                          <w:spacing w:val="-4"/>
-                          <w:sz w:val="18"/>
-                          <w:szCs w:val="18"/>
-                          <w:lang w:val="en-US"/>
-                        </w:rPr>
-                        <w:t xml:space="preserve"> / control in accordance with ČSN EN 10315:2006-12;</w:t>
-                      </w:r>
-                    </w:p>
-                    <w:p>
-                      <w:pPr>
-                        <w:pStyle w:val="TableParagraph"/>
-                        <w:kinsoku w:val="0"/>
-                        <w:overflowPunct w:val="0"/>
-                        <w:spacing w:line="276" w:lineRule="auto"/>
-                        <w:ind w:left="426" w:hanging="5"/>
-                        <w:rPr>
-                          <w:spacing w:val="-4"/>
-                          <w:sz w:val="18"/>
-                          <w:szCs w:val="18"/>
-                          <w:lang w:val="en-US"/>
-                        </w:rPr>
-                      </w:pPr>
-                      <w:r>
-                        <w:rPr>
-                          <w:spacing w:val="-4"/>
-                          <w:sz w:val="18"/>
-                          <w:szCs w:val="18"/>
-                          <w:lang w:val="en-US"/>
-                        </w:rPr>
-                        <w:t>+</w:t>
-                      </w:r>
-                      <w:r>
-                        <w:rPr>
-                          <w:spacing w:val="-4"/>
-                          <w:sz w:val="18"/>
-                          <w:szCs w:val="18"/>
-                          <w:vertAlign w:val="superscript"/>
-                          <w:lang w:val="en-US"/>
-                        </w:rPr>
-                        <w:t>3)</w:t>
-                      </w:r>
-                      <w:r>
-                        <w:rPr>
-                          <w:spacing w:val="-4"/>
-                          <w:sz w:val="18"/>
-                          <w:szCs w:val="18"/>
-                          <w:lang w:val="en-US"/>
-                        </w:rPr>
-                        <w:t xml:space="preserve"> - </w:t>
-                      </w:r>
-                      <w:r>
-                        <w:rPr>
-                          <w:spacing w:val="-4"/>
-                          <w:sz w:val="18"/>
-                          <w:szCs w:val="18"/>
-                        </w:rPr>
-                        <w:t>контроль</w:t>
-                      </w:r>
-                      <w:r>
-                        <w:rPr>
-                          <w:spacing w:val="-4"/>
-                          <w:sz w:val="18"/>
-                          <w:szCs w:val="18"/>
-                          <w:lang w:val="en-US"/>
-                        </w:rPr>
-                        <w:t xml:space="preserve"> </w:t>
-                      </w:r>
-                      <w:r>
-                        <w:rPr>
-                          <w:spacing w:val="-4"/>
-                          <w:sz w:val="18"/>
-                          <w:szCs w:val="18"/>
-                        </w:rPr>
-                        <w:t>в</w:t>
-                      </w:r>
-                      <w:r>
-                        <w:rPr>
-                          <w:spacing w:val="-4"/>
-                          <w:sz w:val="18"/>
-                          <w:szCs w:val="18"/>
-                          <w:lang w:val="en-US"/>
-                        </w:rPr>
-                        <w:t xml:space="preserve"> </w:t>
-                      </w:r>
-                      <w:r>
-                        <w:rPr>
-                          <w:spacing w:val="-4"/>
-                          <w:sz w:val="18"/>
-                          <w:szCs w:val="18"/>
-                        </w:rPr>
-                        <w:t>соответствии</w:t>
-                      </w:r>
-                      <w:r>
-                        <w:rPr>
-                          <w:spacing w:val="-4"/>
-                          <w:sz w:val="18"/>
-                          <w:szCs w:val="18"/>
-                          <w:lang w:val="en-US"/>
-                        </w:rPr>
-                        <w:t xml:space="preserve"> </w:t>
-                      </w:r>
-                      <w:r>
-                        <w:rPr>
-                          <w:spacing w:val="-4"/>
-                          <w:sz w:val="18"/>
-                          <w:szCs w:val="18"/>
-                        </w:rPr>
-                        <w:t>с</w:t>
-                      </w:r>
-                      <w:r>
-                        <w:rPr>
-                          <w:spacing w:val="-4"/>
-                          <w:sz w:val="18"/>
-                          <w:szCs w:val="18"/>
-                          <w:lang w:val="en-US"/>
-                        </w:rPr>
-                        <w:t xml:space="preserve"> / control in accordance with ČSN EN ISO 6892-1;</w:t>
-                      </w:r>
-                    </w:p>
-                    <w:p>
-                      <w:pPr>
-                        <w:pStyle w:val="TableParagraph"/>
-                        <w:kinsoku w:val="0"/>
-                        <w:overflowPunct w:val="0"/>
-                        <w:spacing w:line="276" w:lineRule="auto"/>
-                        <w:ind w:left="426" w:hanging="5"/>
-                        <w:rPr>
-                          <w:spacing w:val="-4"/>
-                          <w:sz w:val="18"/>
-                          <w:szCs w:val="18"/>
-                          <w:lang w:val="en-US"/>
-                        </w:rPr>
-                      </w:pPr>
-                      <w:r>
-                        <w:rPr>
-                          <w:spacing w:val="-4"/>
-                          <w:sz w:val="18"/>
-                          <w:szCs w:val="18"/>
-                          <w:lang w:val="en-US"/>
-                        </w:rPr>
-                        <w:t>+</w:t>
-                      </w:r>
-                      <w:r>
-                        <w:rPr>
-                          <w:spacing w:val="-4"/>
-                          <w:sz w:val="18"/>
-                          <w:szCs w:val="18"/>
-                          <w:vertAlign w:val="superscript"/>
-                          <w:lang w:val="en-US"/>
-                        </w:rPr>
-                        <w:t>4)</w:t>
-                      </w:r>
-                      <w:r>
-                        <w:rPr>
-                          <w:spacing w:val="-4"/>
-                          <w:sz w:val="18"/>
-                          <w:szCs w:val="18"/>
-                          <w:lang w:val="en-US"/>
-                        </w:rPr>
-                        <w:t xml:space="preserve"> - </w:t>
-                      </w:r>
-                      <w:r>
-                        <w:rPr>
-                          <w:spacing w:val="-4"/>
-                          <w:sz w:val="18"/>
-                          <w:szCs w:val="18"/>
-                        </w:rPr>
-                        <w:t>контроль</w:t>
-                      </w:r>
-                      <w:r>
-                        <w:rPr>
-                          <w:spacing w:val="-4"/>
-                          <w:sz w:val="18"/>
-                          <w:szCs w:val="18"/>
-                          <w:lang w:val="en-US"/>
-                        </w:rPr>
-                        <w:t xml:space="preserve"> </w:t>
-                      </w:r>
-                      <w:r>
-                        <w:rPr>
-                          <w:spacing w:val="-4"/>
-                          <w:sz w:val="18"/>
-                          <w:szCs w:val="18"/>
-                        </w:rPr>
-                        <w:t>в</w:t>
-                      </w:r>
-                      <w:r>
-                        <w:rPr>
-                          <w:spacing w:val="-4"/>
-                          <w:sz w:val="18"/>
-                          <w:szCs w:val="18"/>
-                          <w:lang w:val="en-US"/>
-                        </w:rPr>
-                        <w:t xml:space="preserve"> </w:t>
-                      </w:r>
-                      <w:r>
-                        <w:rPr>
-                          <w:spacing w:val="-4"/>
-                          <w:sz w:val="18"/>
-                          <w:szCs w:val="18"/>
-                        </w:rPr>
-                        <w:t>соответствии</w:t>
-                      </w:r>
-                      <w:r>
-                        <w:rPr>
-                          <w:spacing w:val="-4"/>
-                          <w:sz w:val="18"/>
-                          <w:szCs w:val="18"/>
-                          <w:lang w:val="en-US"/>
-                        </w:rPr>
-                        <w:t xml:space="preserve"> </w:t>
-                      </w:r>
-                      <w:r>
-                        <w:rPr>
-                          <w:spacing w:val="-4"/>
-                          <w:sz w:val="18"/>
-                          <w:szCs w:val="18"/>
-                        </w:rPr>
-                        <w:t>с</w:t>
-                      </w:r>
-                      <w:r>
-                        <w:rPr>
-                          <w:spacing w:val="-4"/>
-                          <w:sz w:val="18"/>
-                          <w:szCs w:val="18"/>
-                          <w:lang w:val="en-US"/>
-                        </w:rPr>
-                        <w:t xml:space="preserve"> / control in accordance with ČSN EN ISO 148-1;</w:t>
-                      </w:r>
-                    </w:p>
-                    <w:p>
-                      <w:pPr>
-                        <w:pStyle w:val="TableParagraph"/>
-                        <w:kinsoku w:val="0"/>
-                        <w:overflowPunct w:val="0"/>
-                        <w:spacing w:line="276" w:lineRule="auto"/>
-                        <w:ind w:left="426" w:hanging="5"/>
-                        <w:rPr>
-                          <w:spacing w:val="-4"/>
-                          <w:sz w:val="18"/>
-                          <w:szCs w:val="18"/>
-                          <w:lang w:val="cs-CZ"/>
-                        </w:rPr>
-                      </w:pPr>
-                      <w:r>
-                        <w:rPr>
-                          <w:spacing w:val="-4"/>
-                          <w:sz w:val="18"/>
-                          <w:szCs w:val="18"/>
-                          <w:lang w:val="en-US"/>
-                        </w:rPr>
-                        <w:t>+</w:t>
-                      </w:r>
-                      <w:r>
-                        <w:rPr>
-                          <w:spacing w:val="-4"/>
-                          <w:sz w:val="18"/>
-                          <w:szCs w:val="18"/>
-                          <w:vertAlign w:val="superscript"/>
-                          <w:lang w:val="en-US"/>
-                        </w:rPr>
-                        <w:t>5)</w:t>
-                      </w:r>
-                      <w:r>
-                        <w:rPr>
-                          <w:spacing w:val="-4"/>
-                          <w:sz w:val="18"/>
-                          <w:szCs w:val="18"/>
-                          <w:lang w:val="en-US"/>
-                        </w:rPr>
-                        <w:t xml:space="preserve"> - </w:t>
-                      </w:r>
-                      <w:r>
-                        <w:rPr>
-                          <w:spacing w:val="-4"/>
-                          <w:sz w:val="18"/>
-                          <w:szCs w:val="18"/>
-                        </w:rPr>
-                        <w:t>контроль</w:t>
-                      </w:r>
-                      <w:r>
-                        <w:rPr>
-                          <w:spacing w:val="-4"/>
-                          <w:sz w:val="18"/>
-                          <w:szCs w:val="18"/>
-                          <w:lang w:val="en-US"/>
-                        </w:rPr>
-                        <w:t xml:space="preserve"> </w:t>
-                      </w:r>
-                      <w:r>
-                        <w:rPr>
-                          <w:spacing w:val="-4"/>
-                          <w:sz w:val="18"/>
-                          <w:szCs w:val="18"/>
-                        </w:rPr>
-                        <w:t>в</w:t>
-                      </w:r>
-                      <w:r>
-                        <w:rPr>
-                          <w:spacing w:val="-4"/>
-                          <w:sz w:val="18"/>
-                          <w:szCs w:val="18"/>
-                          <w:lang w:val="en-US"/>
-                        </w:rPr>
-                        <w:t xml:space="preserve"> </w:t>
-                      </w:r>
-                      <w:r>
-                        <w:rPr>
-                          <w:spacing w:val="-4"/>
-                          <w:sz w:val="18"/>
-                          <w:szCs w:val="18"/>
-                        </w:rPr>
-                        <w:t>соответствии</w:t>
-                      </w:r>
-                      <w:r>
-                        <w:rPr>
-                          <w:spacing w:val="-4"/>
-                          <w:sz w:val="18"/>
-                          <w:szCs w:val="18"/>
-                          <w:lang w:val="en-US"/>
-                        </w:rPr>
-                        <w:t xml:space="preserve"> </w:t>
-                      </w:r>
-                      <w:r>
-                        <w:rPr>
-                          <w:spacing w:val="-4"/>
-                          <w:sz w:val="18"/>
-                          <w:szCs w:val="18"/>
-                        </w:rPr>
-                        <w:t>с</w:t>
-                      </w:r>
-                      <w:r>
-                        <w:rPr>
-                          <w:spacing w:val="-4"/>
-                          <w:sz w:val="18"/>
-                          <w:szCs w:val="18"/>
-                          <w:lang w:val="en-US"/>
-                        </w:rPr>
-                        <w:t xml:space="preserve"> / control in </w:t>
-                      </w:r>
-                      <w:r>
-                        <w:rPr>
-                          <w:spacing w:val="-4"/>
-                          <w:sz w:val="18"/>
-                          <w:szCs w:val="18"/>
-                          <w:lang w:val="en-US"/>
-                        </w:rPr>
-                        <w:t xml:space="preserve">accordance with </w:t>
-                      </w:r>
-                      <w:r>
-                        <w:rPr>
-                          <w:spacing w:val="-4"/>
-                          <w:sz w:val="18"/>
-                          <w:szCs w:val="18"/>
-                          <w:lang w:val="cs-CZ"/>
-                        </w:rPr>
-                        <w:t>ISO 4969;</w:t>
-                      </w:r>
-                    </w:p>
-                    <w:p>
-                      <w:pPr>
-                        <w:pStyle w:val="TableParagraph"/>
-                        <w:kinsoku w:val="0"/>
-                        <w:overflowPunct w:val="0"/>
-                        <w:spacing w:line="276" w:lineRule="auto"/>
-                        <w:ind w:left="426" w:hanging="5"/>
-                        <w:rPr>
-                          <w:spacing w:val="-4"/>
-                          <w:sz w:val="18"/>
-                          <w:szCs w:val="18"/>
-                          <w:lang w:val="cs-CZ"/>
-                        </w:rPr>
-                      </w:pPr>
-                      <w:r>
-                        <w:rPr>
-                          <w:spacing w:val="-4"/>
-                          <w:sz w:val="18"/>
-                          <w:szCs w:val="18"/>
-                          <w:lang w:val="cs-CZ"/>
-                        </w:rPr>
-                        <w:t>+</w:t>
-                      </w:r>
-                      <w:r>
-                        <w:rPr>
-                          <w:spacing w:val="-4"/>
-                          <w:sz w:val="18"/>
-                          <w:szCs w:val="18"/>
-                          <w:vertAlign w:val="superscript"/>
-                          <w:lang w:val="cs-CZ"/>
-                        </w:rPr>
-                        <w:t>6)</w:t>
-                      </w:r>
-                      <w:r>
-                        <w:rPr>
-                          <w:spacing w:val="-4"/>
-                          <w:sz w:val="18"/>
-                          <w:szCs w:val="18"/>
-                          <w:lang w:val="cs-CZ"/>
-                        </w:rPr>
-                        <w:t xml:space="preserve"> - контроль в соответствии с / control in accordance with ČSN EN ISO 6506-1;</w:t>
-                      </w:r>
-                    </w:p>
-                    <w:p>
-                      <w:pPr>
-                        <w:pStyle w:val="TableParagraph"/>
-                        <w:kinsoku w:val="0"/>
-                        <w:overflowPunct w:val="0"/>
-                        <w:spacing w:line="276" w:lineRule="auto"/>
-                        <w:ind w:left="426" w:hanging="5"/>
-                        <w:rPr>
-                          <w:spacing w:val="-4"/>
-                          <w:sz w:val="18"/>
-                          <w:szCs w:val="18"/>
-                          <w:lang w:val="cs-CZ"/>
-                        </w:rPr>
-                      </w:pPr>
-                      <w:r>
-                        <w:rPr>
-                          <w:spacing w:val="-4"/>
-                          <w:sz w:val="18"/>
-                          <w:szCs w:val="18"/>
-                          <w:lang w:val="cs-CZ"/>
-                        </w:rPr>
-                        <w:t>+</w:t>
-                      </w:r>
-                      <w:r>
-                        <w:rPr>
-                          <w:spacing w:val="-4"/>
-                          <w:sz w:val="18"/>
-                          <w:szCs w:val="18"/>
-                          <w:vertAlign w:val="superscript"/>
-                          <w:lang w:val="cs-CZ"/>
-                        </w:rPr>
-                        <w:t>7)</w:t>
-                      </w:r>
-                      <w:r>
-                        <w:rPr>
-                          <w:spacing w:val="-4"/>
-                          <w:sz w:val="18"/>
-                          <w:szCs w:val="18"/>
-                          <w:lang w:val="cs-CZ"/>
-                        </w:rPr>
-                        <w:t xml:space="preserve"> - контроль в соответствии с ČSN EN 10308 и/and ČSN EN </w:t>
-                      </w:r>
-                      <w:r>
-                        <w:rPr>
-                          <w:spacing w:val="-4"/>
-                          <w:sz w:val="18"/>
-                          <w:szCs w:val="18"/>
-                          <w:lang w:val="cs-CZ"/>
-                        </w:rPr>
-                        <w:t xml:space="preserve"> 10160</w:t>
-                      </w:r>
-                      <w:r>
-                        <w:rPr>
-                          <w:spacing w:val="-4"/>
-                          <w:sz w:val="18"/>
-                          <w:szCs w:val="18"/>
-                          <w:lang w:val="cs-CZ"/>
-                        </w:rPr>
-                        <w:t xml:space="preserve"> </w:t>
-                      </w:r>
-                      <w:r>
-                        <w:rPr>
-                          <w:spacing w:val="-4"/>
-                          <w:sz w:val="18"/>
-                          <w:szCs w:val="18"/>
-                          <w:lang w:val="cs-CZ"/>
-                        </w:rPr>
-                        <w:t>и/and Č</w:t>
-                      </w:r>
-                      <w:r>
-                        <w:rPr>
-                          <w:sz w:val="18"/>
-                          <w:szCs w:val="18"/>
-                          <w:lang w:val="cs-CZ"/>
-                        </w:rPr>
-                        <w:t>SN EN 10307</w:t>
-                      </w:r>
-                      <w:r>
-                        <w:rPr>
-                          <w:spacing w:val="-4"/>
-                          <w:sz w:val="18"/>
-                          <w:szCs w:val="18"/>
-                          <w:lang w:val="cs-CZ"/>
-                        </w:rPr>
-                        <w:t>;</w:t>
-                      </w:r>
-                    </w:p>
-                    <w:p>
-                      <w:pPr>
-                        <w:pStyle w:val="TableParagraph"/>
-                        <w:kinsoku w:val="0"/>
-                        <w:overflowPunct w:val="0"/>
-                        <w:spacing w:line="276" w:lineRule="auto"/>
-                        <w:ind w:left="426" w:hanging="5"/>
-                        <w:rPr>
-                          <w:spacing w:val="-4"/>
-                          <w:sz w:val="18"/>
-                          <w:szCs w:val="18"/>
-                          <w:lang w:val="en-US"/>
-                        </w:rPr>
-                      </w:pPr>
-                      <w:r>
-                        <w:rPr>
-                          <w:spacing w:val="-4"/>
-                          <w:sz w:val="18"/>
-                          <w:szCs w:val="18"/>
-                          <w:lang w:val="en-US"/>
-                        </w:rPr>
-                        <w:t>+</w:t>
-                      </w:r>
-                      <w:r>
-                        <w:rPr>
-                          <w:spacing w:val="-4"/>
-                          <w:sz w:val="18"/>
-                          <w:szCs w:val="18"/>
-                          <w:vertAlign w:val="superscript"/>
-                          <w:lang w:val="en-US"/>
-                        </w:rPr>
-                        <w:t>8)</w:t>
-                      </w:r>
-                      <w:r>
-                        <w:rPr>
-                          <w:spacing w:val="-4"/>
-                          <w:sz w:val="18"/>
-                          <w:szCs w:val="18"/>
-                          <w:lang w:val="en-US"/>
-                        </w:rPr>
-                        <w:t xml:space="preserve"> - </w:t>
-                      </w:r>
-                      <w:r>
-                        <w:rPr>
-                          <w:spacing w:val="-4"/>
-                          <w:sz w:val="18"/>
-                          <w:szCs w:val="18"/>
-                        </w:rPr>
-                        <w:t>контроль</w:t>
-                      </w:r>
-                      <w:r>
-                        <w:rPr>
-                          <w:spacing w:val="-4"/>
-                          <w:sz w:val="18"/>
-                          <w:szCs w:val="18"/>
-                          <w:lang w:val="en-US"/>
-                        </w:rPr>
-                        <w:t xml:space="preserve"> </w:t>
-                      </w:r>
-                      <w:r>
-                        <w:rPr>
-                          <w:spacing w:val="-4"/>
-                          <w:sz w:val="18"/>
-                          <w:szCs w:val="18"/>
-                        </w:rPr>
-                        <w:t>в</w:t>
-                      </w:r>
-                      <w:r>
-                        <w:rPr>
-                          <w:spacing w:val="-4"/>
-                          <w:sz w:val="18"/>
-                          <w:szCs w:val="18"/>
-                          <w:lang w:val="en-US"/>
-                        </w:rPr>
-                        <w:t xml:space="preserve"> </w:t>
-                      </w:r>
-                      <w:r>
-                        <w:rPr>
-                          <w:spacing w:val="-4"/>
-                          <w:sz w:val="18"/>
-                          <w:szCs w:val="18"/>
-                        </w:rPr>
-                        <w:t>соответствии</w:t>
-                      </w:r>
-                      <w:r>
-                        <w:rPr>
-                          <w:spacing w:val="-4"/>
-                          <w:sz w:val="18"/>
-                          <w:szCs w:val="18"/>
-                          <w:lang w:val="en-US"/>
-                        </w:rPr>
-                        <w:t xml:space="preserve"> </w:t>
-                      </w:r>
-                      <w:r>
-                        <w:rPr>
-                          <w:spacing w:val="-4"/>
-                          <w:sz w:val="18"/>
-                          <w:szCs w:val="18"/>
-                        </w:rPr>
-                        <w:t>с</w:t>
-                      </w:r>
-                      <w:r>
-                        <w:rPr>
-                          <w:spacing w:val="-4"/>
-                          <w:sz w:val="18"/>
-                          <w:szCs w:val="18"/>
-                          <w:lang w:val="en-US"/>
-                        </w:rPr>
-                        <w:t xml:space="preserve"> / control in accordance with ČSN EN 10228-2 </w:t>
-                      </w:r>
-                      <w:r>
-                        <w:rPr>
-                          <w:spacing w:val="-4"/>
-                          <w:sz w:val="18"/>
-                          <w:szCs w:val="18"/>
-                        </w:rPr>
-                        <w:t>и</w:t>
-                      </w:r>
-                      <w:r>
-                        <w:rPr>
-                          <w:spacing w:val="-4"/>
-                          <w:sz w:val="18"/>
-                          <w:szCs w:val="18"/>
-                          <w:lang w:val="en-US"/>
-                        </w:rPr>
-                        <w:t>/and ČSN EN ISO</w:t>
-                      </w:r>
-                      <w:r>
-                        <w:rPr>
-                          <w:spacing w:val="-4"/>
-                          <w:sz w:val="18"/>
-                          <w:szCs w:val="18"/>
-                          <w:lang w:val="en-US"/>
-                        </w:rPr>
-                        <w:t xml:space="preserve"> 3452-1;</w:t>
-                      </w:r>
-                    </w:p>
-                    <w:p>
-                      <w:pPr>
-                        <w:pStyle w:val="TableParagraph"/>
-                        <w:kinsoku w:val="0"/>
-                        <w:overflowPunct w:val="0"/>
-                        <w:spacing w:line="276" w:lineRule="auto"/>
-                        <w:ind w:left="426" w:hanging="5"/>
-                        <w:rPr>
-                          <w:spacing w:val="-4"/>
-                          <w:sz w:val="18"/>
-                          <w:szCs w:val="18"/>
-                          <w:lang w:val="en-US"/>
-                        </w:rPr>
-                      </w:pPr>
-                      <w:r>
-                        <w:rPr>
-                          <w:spacing w:val="-4"/>
-                          <w:sz w:val="18"/>
-                          <w:szCs w:val="18"/>
-                          <w:lang w:val="en-US"/>
-                        </w:rPr>
-                        <w:t>+</w:t>
-                      </w:r>
-                      <w:r>
-                        <w:rPr>
-                          <w:spacing w:val="-4"/>
-                          <w:sz w:val="18"/>
-                          <w:szCs w:val="18"/>
-                          <w:vertAlign w:val="superscript"/>
-                          <w:lang w:val="en-US"/>
-                        </w:rPr>
-                        <w:t>9)</w:t>
-                      </w:r>
-                      <w:r>
-                        <w:rPr>
-                          <w:spacing w:val="-4"/>
-                          <w:sz w:val="18"/>
-                          <w:szCs w:val="18"/>
-                          <w:lang w:val="en-US"/>
-                        </w:rPr>
-                        <w:t xml:space="preserve"> - </w:t>
-                      </w:r>
-                      <w:r>
-                        <w:rPr>
-                          <w:spacing w:val="-4"/>
-                          <w:sz w:val="18"/>
-                          <w:szCs w:val="18"/>
-                        </w:rPr>
-                        <w:t>контроль</w:t>
-                      </w:r>
-                      <w:r>
-                        <w:rPr>
-                          <w:spacing w:val="-4"/>
-                          <w:sz w:val="18"/>
-                          <w:szCs w:val="18"/>
-                          <w:lang w:val="en-US"/>
-                        </w:rPr>
-                        <w:t xml:space="preserve"> </w:t>
-                      </w:r>
-                      <w:r>
-                        <w:rPr>
-                          <w:spacing w:val="-4"/>
-                          <w:sz w:val="18"/>
-                          <w:szCs w:val="18"/>
-                        </w:rPr>
-                        <w:t>проводится</w:t>
-                      </w:r>
-                      <w:r>
-                        <w:rPr>
-                          <w:spacing w:val="-4"/>
-                          <w:sz w:val="18"/>
-                          <w:szCs w:val="18"/>
-                          <w:lang w:val="en-US"/>
-                        </w:rPr>
-                        <w:t xml:space="preserve"> </w:t>
-                      </w:r>
-                      <w:r>
-                        <w:rPr>
-                          <w:spacing w:val="-4"/>
-                          <w:sz w:val="18"/>
-                          <w:szCs w:val="18"/>
-                        </w:rPr>
-                        <w:t>на</w:t>
-                      </w:r>
-                      <w:r>
-                        <w:rPr>
-                          <w:spacing w:val="-4"/>
-                          <w:sz w:val="18"/>
-                          <w:szCs w:val="18"/>
-                          <w:lang w:val="en-US"/>
-                        </w:rPr>
-                        <w:t xml:space="preserve"> </w:t>
-                      </w:r>
-                      <w:r>
-                        <w:rPr>
-                          <w:spacing w:val="-4"/>
-                          <w:sz w:val="18"/>
-                          <w:szCs w:val="18"/>
-                        </w:rPr>
-                        <w:t>отсутствие</w:t>
-                      </w:r>
-                      <w:r>
-                        <w:rPr>
-                          <w:spacing w:val="-4"/>
-                          <w:sz w:val="18"/>
-                          <w:szCs w:val="18"/>
-                          <w:lang w:val="en-US"/>
-                        </w:rPr>
-                        <w:t xml:space="preserve"> </w:t>
-                      </w:r>
-                      <w:r>
-                        <w:rPr>
-                          <w:spacing w:val="-4"/>
-                          <w:sz w:val="18"/>
-                          <w:szCs w:val="18"/>
-                        </w:rPr>
-                        <w:t>трещин</w:t>
-                      </w:r>
-                      <w:r>
-                        <w:rPr>
-                          <w:spacing w:val="-4"/>
-                          <w:sz w:val="18"/>
-                          <w:szCs w:val="18"/>
-                          <w:lang w:val="en-US"/>
-                        </w:rPr>
-                        <w:t xml:space="preserve"> </w:t>
-                      </w:r>
-                      <w:r>
-                        <w:rPr>
-                          <w:spacing w:val="-4"/>
-                          <w:sz w:val="18"/>
-                          <w:szCs w:val="18"/>
-                        </w:rPr>
-                        <w:t>на</w:t>
-                      </w:r>
-                      <w:r>
-                        <w:rPr>
-                          <w:spacing w:val="-4"/>
-                          <w:sz w:val="18"/>
-                          <w:szCs w:val="18"/>
-                          <w:lang w:val="en-US"/>
-                        </w:rPr>
-                        <w:t xml:space="preserve"> </w:t>
-                      </w:r>
-                      <w:r>
-                        <w:rPr>
-                          <w:spacing w:val="-4"/>
-                          <w:sz w:val="18"/>
-                          <w:szCs w:val="18"/>
-                        </w:rPr>
-                        <w:t>подготовленных</w:t>
-                      </w:r>
-                      <w:r>
-                        <w:rPr>
-                          <w:spacing w:val="-4"/>
-                          <w:sz w:val="18"/>
-                          <w:szCs w:val="18"/>
-                          <w:lang w:val="en-US"/>
-                        </w:rPr>
-                        <w:t xml:space="preserve"> </w:t>
-                      </w:r>
-                      <w:r>
-                        <w:rPr>
-                          <w:spacing w:val="-4"/>
-                          <w:sz w:val="18"/>
-                          <w:szCs w:val="18"/>
-                        </w:rPr>
-                        <w:t>поверхностях</w:t>
-                      </w:r>
-                      <w:r>
-                        <w:rPr>
-                          <w:spacing w:val="-4"/>
-                          <w:sz w:val="18"/>
-                          <w:szCs w:val="18"/>
-                          <w:lang w:val="en-US"/>
-                        </w:rPr>
-                        <w:t xml:space="preserve"> </w:t>
-                      </w:r>
-                      <w:r>
-                        <w:rPr>
-                          <w:spacing w:val="-4"/>
-                          <w:sz w:val="18"/>
-                          <w:szCs w:val="18"/>
-                        </w:rPr>
-                        <w:t>под</w:t>
-                      </w:r>
-                      <w:r>
-                        <w:rPr>
-                          <w:spacing w:val="-4"/>
-                          <w:sz w:val="18"/>
-                          <w:szCs w:val="18"/>
-                          <w:lang w:val="en-US"/>
-                        </w:rPr>
-                        <w:t xml:space="preserve"> </w:t>
-                      </w:r>
-                      <w:r>
-                        <w:rPr>
-                          <w:spacing w:val="-4"/>
-                          <w:sz w:val="18"/>
-                          <w:szCs w:val="18"/>
-                        </w:rPr>
-                        <w:t>нарезку</w:t>
-                      </w:r>
-                      <w:r>
-                        <w:rPr>
-                          <w:spacing w:val="-4"/>
-                          <w:sz w:val="18"/>
-                          <w:szCs w:val="18"/>
-                          <w:lang w:val="en-US"/>
-                        </w:rPr>
-                        <w:t xml:space="preserve"> </w:t>
-                      </w:r>
-                      <w:r>
-                        <w:rPr>
-                          <w:spacing w:val="-4"/>
-                          <w:sz w:val="18"/>
-                          <w:szCs w:val="18"/>
-                        </w:rPr>
-                        <w:t>резьбы</w:t>
-                      </w:r>
-                      <w:r>
-                        <w:rPr>
-                          <w:spacing w:val="-4"/>
-                          <w:sz w:val="18"/>
-                          <w:szCs w:val="18"/>
-                          <w:lang w:val="en-US"/>
-                        </w:rPr>
-                        <w:t xml:space="preserve"> /</w:t>
-                      </w:r>
-                      <w:r>
-                        <w:rPr>
-                          <w:spacing w:val="-4"/>
-                          <w:sz w:val="18"/>
-                          <w:szCs w:val="18"/>
-                          <w:lang w:val="en-US"/>
-                        </w:rPr>
-                        <w:t xml:space="preserve"> </w:t>
-                      </w:r>
-                      <w:r>
-                        <w:rPr>
-                          <w:spacing w:val="-4"/>
-                          <w:sz w:val="18"/>
-                          <w:szCs w:val="18"/>
-                          <w:lang w:val="en-US"/>
-                        </w:rPr>
-                        <w:t>control is carried out to ensure that there are no cracks on prepared surfaces for threading.</w:t>
-                      </w:r>
-                    </w:p>
-                    <w:p>
-                      <w:pPr>
-                        <w:pStyle w:val="TableParagraph"/>
-                        <w:kinsoku w:val="0"/>
-                        <w:overflowPunct w:val="0"/>
-                        <w:spacing w:line="276" w:lineRule="auto"/>
-                        <w:ind w:left="426" w:hanging="5"/>
-                        <w:rPr>
-                          <w:spacing w:val="-4"/>
-                          <w:sz w:val="18"/>
-                          <w:szCs w:val="18"/>
-                          <w:lang w:val="en-US"/>
-                        </w:rPr>
-                      </w:pPr>
-                      <w:r>
-                        <w:rPr>
-                          <w:spacing w:val="-4"/>
-                          <w:sz w:val="18"/>
-                          <w:szCs w:val="18"/>
-                          <w:lang w:val="en-US"/>
-                        </w:rPr>
-                        <w:t>-</w:t>
-                      </w:r>
-                      <w:r>
-                        <w:rPr>
-                          <w:spacing w:val="-4"/>
-                          <w:sz w:val="18"/>
-                          <w:szCs w:val="18"/>
-                          <w:vertAlign w:val="superscript"/>
-                          <w:lang w:val="en-US"/>
-                        </w:rPr>
-                        <w:t xml:space="preserve">10) </w:t>
-                      </w:r>
-                      <w:r>
-                        <w:rPr>
-                          <w:spacing w:val="-4"/>
-                          <w:sz w:val="18"/>
-                          <w:szCs w:val="18"/>
-                          <w:lang w:val="en-US"/>
-                        </w:rPr>
-                        <w:t xml:space="preserve">– </w:t>
-                      </w:r>
-                      <w:r>
-                        <w:rPr>
-                          <w:spacing w:val="-4"/>
-                          <w:sz w:val="18"/>
-                          <w:szCs w:val="18"/>
-                        </w:rPr>
-                        <w:t>контроль</w:t>
-                      </w:r>
-                      <w:r>
-                        <w:rPr>
-                          <w:spacing w:val="-4"/>
-                          <w:sz w:val="18"/>
-                          <w:szCs w:val="18"/>
-                          <w:lang w:val="en-US"/>
-                        </w:rPr>
-                        <w:t xml:space="preserve"> </w:t>
-                      </w:r>
-                      <w:r>
-                        <w:rPr>
-                          <w:spacing w:val="-4"/>
-                          <w:sz w:val="18"/>
-                          <w:szCs w:val="18"/>
-                        </w:rPr>
-                        <w:t>не</w:t>
-                      </w:r>
-                      <w:r>
-                        <w:rPr>
-                          <w:spacing w:val="-4"/>
-                          <w:sz w:val="18"/>
-                          <w:szCs w:val="18"/>
-                          <w:lang w:val="en-US"/>
-                        </w:rPr>
-                        <w:t xml:space="preserve"> </w:t>
-                      </w:r>
-                      <w:r>
-                        <w:rPr>
-                          <w:spacing w:val="-4"/>
-                          <w:sz w:val="18"/>
-                          <w:szCs w:val="18"/>
-                        </w:rPr>
-                        <w:t>проводится</w:t>
-                      </w:r>
-                      <w:r>
-                        <w:rPr>
-                          <w:spacing w:val="-4"/>
-                          <w:sz w:val="18"/>
-                          <w:szCs w:val="18"/>
-                          <w:lang w:val="en-US"/>
-                        </w:rPr>
-                        <w:t xml:space="preserve"> </w:t>
-                      </w:r>
-                      <w:r>
-                        <w:rPr>
-                          <w:spacing w:val="-4"/>
-                          <w:sz w:val="18"/>
-                          <w:szCs w:val="18"/>
-                        </w:rPr>
-                        <w:t>в</w:t>
-                      </w:r>
-                      <w:r>
-                        <w:rPr>
-                          <w:spacing w:val="-4"/>
-                          <w:sz w:val="18"/>
-                          <w:szCs w:val="18"/>
-                          <w:lang w:val="en-US"/>
-                        </w:rPr>
-                        <w:t xml:space="preserve"> </w:t>
-                      </w:r>
-                      <w:r>
-                        <w:rPr>
-                          <w:spacing w:val="-4"/>
-                          <w:sz w:val="18"/>
-                          <w:szCs w:val="18"/>
-                        </w:rPr>
-                        <w:t>соответствии</w:t>
-                      </w:r>
-                      <w:r>
-                        <w:rPr>
-                          <w:spacing w:val="-4"/>
-                          <w:sz w:val="18"/>
-                          <w:szCs w:val="18"/>
-                          <w:lang w:val="en-US"/>
-                        </w:rPr>
-                        <w:t xml:space="preserve"> </w:t>
-                      </w:r>
-                      <w:r>
-                        <w:rPr>
-                          <w:spacing w:val="-4"/>
-                          <w:sz w:val="18"/>
-                          <w:szCs w:val="18"/>
-                        </w:rPr>
-                        <w:t>с</w:t>
-                      </w:r>
-                      <w:r>
-                        <w:rPr>
-                          <w:spacing w:val="-4"/>
-                          <w:sz w:val="18"/>
-                          <w:szCs w:val="18"/>
-                          <w:lang w:val="en-US"/>
-                        </w:rPr>
-                        <w:t xml:space="preserve"> </w:t>
-                      </w:r>
-                      <w:r>
-                        <w:rPr>
-                          <w:spacing w:val="-4"/>
-                          <w:sz w:val="18"/>
-                          <w:szCs w:val="18"/>
-                        </w:rPr>
-                        <w:t>п</w:t>
-                      </w:r>
-                      <w:r>
-                        <w:rPr>
-                          <w:spacing w:val="-4"/>
-                          <w:sz w:val="18"/>
-                          <w:szCs w:val="18"/>
-                          <w:lang w:val="en-US"/>
-                        </w:rPr>
-                        <w:t xml:space="preserve">. 1.5 </w:t>
-                      </w:r>
-                      <w:r>
-                        <w:rPr>
-                          <w:spacing w:val="-4"/>
-                          <w:sz w:val="18"/>
-                          <w:szCs w:val="18"/>
-                        </w:rPr>
-                        <w:t>ПМ</w:t>
-                      </w:r>
-                      <w:r>
-                        <w:rPr>
-                          <w:spacing w:val="-4"/>
-                          <w:sz w:val="18"/>
-                          <w:szCs w:val="18"/>
-                          <w:lang w:val="en-US"/>
-                        </w:rPr>
-                        <w:t xml:space="preserve"> </w:t>
-                      </w:r>
-                      <w:r>
-                        <w:rPr>
-                          <w:spacing w:val="-4"/>
-                          <w:sz w:val="18"/>
-                          <w:szCs w:val="18"/>
-                        </w:rPr>
-                        <w:t>ПИ</w:t>
-                      </w:r>
-                      <w:r>
-                        <w:rPr>
-                          <w:spacing w:val="-4"/>
-                          <w:sz w:val="18"/>
-                          <w:szCs w:val="18"/>
-                          <w:lang w:val="en-US"/>
-                        </w:rPr>
-                        <w:t xml:space="preserve"> / TP AP </w:t>
-                      </w:r>
-                      <w:r>
-                        <w:rPr>
-                          <w:spacing w:val="-4"/>
-                          <w:sz w:val="18"/>
-                          <w:szCs w:val="18"/>
-                          <w:lang w:val="en-US"/>
-                        </w:rPr>
-                        <w:t>№ 2410131</w:t>
-                      </w:r>
-                      <w:r>
-                        <w:rPr>
-                          <w:spacing w:val="-4"/>
-                          <w:sz w:val="18"/>
-                          <w:szCs w:val="18"/>
-                          <w:lang w:val="en-US"/>
-                        </w:rPr>
-                        <w:t xml:space="preserve">/ control is not carried out according to p. 1.5 </w:t>
-                      </w:r>
-                      <w:r>
-                        <w:rPr>
-                          <w:spacing w:val="-4"/>
-                          <w:sz w:val="18"/>
-                          <w:szCs w:val="18"/>
-                        </w:rPr>
-                        <w:t>ПМ</w:t>
-                      </w:r>
-                      <w:r>
-                        <w:rPr>
-                          <w:spacing w:val="-4"/>
-                          <w:sz w:val="18"/>
-                          <w:szCs w:val="18"/>
-                          <w:lang w:val="en-US"/>
-                        </w:rPr>
-                        <w:t xml:space="preserve"> </w:t>
-                      </w:r>
-                      <w:r>
-                        <w:rPr>
-                          <w:spacing w:val="-4"/>
-                          <w:sz w:val="18"/>
-                          <w:szCs w:val="18"/>
-                        </w:rPr>
-                        <w:t>ПИ</w:t>
-                      </w:r>
-                      <w:r>
-                        <w:rPr>
-                          <w:spacing w:val="-4"/>
-                          <w:sz w:val="18"/>
-                          <w:szCs w:val="18"/>
-                          <w:lang w:val="en-US"/>
-                        </w:rPr>
-                        <w:t xml:space="preserve"> / TP AP </w:t>
-                      </w:r>
-                      <w:r>
-                        <w:rPr>
-                          <w:spacing w:val="-4"/>
-                          <w:sz w:val="18"/>
-                          <w:szCs w:val="18"/>
-                          <w:lang w:val="en-US"/>
-                        </w:rPr>
-                        <w:t>№ 2410131</w:t>
-                      </w:r>
-                    </w:p>
-                    <w:p>
-                      <w:pPr>
-                        <w:pStyle w:val="TableParagraph"/>
-                        <w:kinsoku w:val="0"/>
-                        <w:overflowPunct w:val="0"/>
-                        <w:spacing w:line="276" w:lineRule="auto"/>
-                        <w:ind w:left="426" w:hanging="5"/>
-                        <w:rPr>
-                          <w:spacing w:val="-4"/>
-                          <w:sz w:val="18"/>
-                          <w:szCs w:val="18"/>
-                          <w:lang w:val="en-US"/>
-                        </w:rPr>
-                      </w:pPr>
-                      <w:r>
-                        <w:rPr>
-                          <w:spacing w:val="-4"/>
-                          <w:sz w:val="18"/>
-                          <w:szCs w:val="18"/>
-                          <w:lang w:val="en-US"/>
-                        </w:rPr>
-                        <w:t>+</w:t>
-                      </w:r>
-                      <w:r>
-                        <w:rPr>
-                          <w:spacing w:val="-4"/>
-                          <w:sz w:val="18"/>
-                          <w:szCs w:val="18"/>
-                          <w:vertAlign w:val="superscript"/>
-                          <w:lang w:val="en-US"/>
-                        </w:rPr>
-                        <w:t xml:space="preserve">11) </w:t>
-                      </w:r>
-                      <w:r>
-                        <w:rPr>
-                          <w:spacing w:val="-4"/>
-                          <w:sz w:val="18"/>
-                          <w:szCs w:val="18"/>
-                          <w:lang w:val="en-US"/>
-                        </w:rPr>
-                        <w:t xml:space="preserve">– </w:t>
-                      </w:r>
-                      <w:r>
-                        <w:rPr>
-                          <w:spacing w:val="-4"/>
-                          <w:sz w:val="18"/>
-                          <w:szCs w:val="18"/>
-                        </w:rPr>
-                        <w:t>критерии</w:t>
-                      </w:r>
-                      <w:r>
-                        <w:rPr>
-                          <w:spacing w:val="-4"/>
-                          <w:sz w:val="18"/>
-                          <w:szCs w:val="18"/>
-                          <w:lang w:val="en-US"/>
-                        </w:rPr>
-                        <w:t xml:space="preserve"> </w:t>
-                      </w:r>
-                      <w:r>
-                        <w:rPr>
-                          <w:spacing w:val="-4"/>
-                          <w:sz w:val="18"/>
-                          <w:szCs w:val="18"/>
-                        </w:rPr>
-                        <w:t>оценки</w:t>
-                      </w:r>
-                      <w:r>
-                        <w:rPr>
-                          <w:spacing w:val="-4"/>
-                          <w:sz w:val="18"/>
-                          <w:szCs w:val="18"/>
-                          <w:lang w:val="en-US"/>
-                        </w:rPr>
-                        <w:t xml:space="preserve"> </w:t>
-                      </w:r>
-                      <w:r>
-                        <w:rPr>
-                          <w:spacing w:val="-4"/>
-                          <w:sz w:val="18"/>
-                          <w:szCs w:val="18"/>
-                        </w:rPr>
-                        <w:t>в</w:t>
-                      </w:r>
-                      <w:r>
-                        <w:rPr>
-                          <w:spacing w:val="-4"/>
-                          <w:sz w:val="18"/>
-                          <w:szCs w:val="18"/>
-                          <w:lang w:val="en-US"/>
-                        </w:rPr>
-                        <w:t xml:space="preserve"> </w:t>
-                      </w:r>
-                      <w:r>
-                        <w:rPr>
-                          <w:spacing w:val="-4"/>
-                          <w:sz w:val="18"/>
-                          <w:szCs w:val="18"/>
-                        </w:rPr>
-                        <w:t>соответствии</w:t>
-                      </w:r>
-                      <w:r>
-                        <w:rPr>
-                          <w:spacing w:val="-4"/>
-                          <w:sz w:val="18"/>
-                          <w:szCs w:val="18"/>
-                          <w:lang w:val="en-US"/>
-                        </w:rPr>
-                        <w:t xml:space="preserve"> </w:t>
-                      </w:r>
-                      <w:r>
-                        <w:rPr>
-                          <w:spacing w:val="-4"/>
-                          <w:sz w:val="18"/>
-                          <w:szCs w:val="18"/>
-                        </w:rPr>
-                        <w:t>с</w:t>
-                      </w:r>
-                      <w:r>
-                        <w:rPr>
-                          <w:spacing w:val="-4"/>
-                          <w:sz w:val="18"/>
-                          <w:szCs w:val="18"/>
-                          <w:lang w:val="en-US"/>
-                        </w:rPr>
-                        <w:t xml:space="preserve"> </w:t>
-                      </w:r>
-                      <w:r>
-                        <w:rPr>
-                          <w:spacing w:val="-4"/>
-                          <w:sz w:val="18"/>
-                          <w:szCs w:val="18"/>
-                        </w:rPr>
-                        <w:t>таблицей</w:t>
-                      </w:r>
-                      <w:r>
-                        <w:rPr>
-                          <w:spacing w:val="-4"/>
-                          <w:sz w:val="18"/>
-                          <w:szCs w:val="18"/>
-                          <w:lang w:val="en-US"/>
-                        </w:rPr>
-                        <w:t xml:space="preserve"> 3 ČSN EN 10308 </w:t>
-                      </w:r>
-                      <w:r>
-                        <w:rPr>
-                          <w:spacing w:val="-4"/>
-                          <w:sz w:val="18"/>
-                          <w:szCs w:val="18"/>
-                        </w:rPr>
-                        <w:t>класс</w:t>
-                      </w:r>
-                      <w:r>
-                        <w:rPr>
-                          <w:spacing w:val="-4"/>
-                          <w:sz w:val="18"/>
-                          <w:szCs w:val="18"/>
-                          <w:lang w:val="en-US"/>
-                        </w:rPr>
-                        <w:t xml:space="preserve"> 3 / acceptance criteria according to table 3 ČSN EN 10308 class 3</w:t>
-                      </w:r>
-                    </w:p>
-                    <w:p>
-                      <w:pPr>
-                        <w:pStyle w:val="TableParagraph"/>
-                        <w:kinsoku w:val="0"/>
-                        <w:overflowPunct w:val="0"/>
-                        <w:spacing w:line="276" w:lineRule="auto"/>
-                        <w:ind w:left="426" w:hanging="5"/>
-                        <w:rPr>
-                          <w:spacing w:val="-4"/>
-                          <w:sz w:val="18"/>
-                          <w:szCs w:val="18"/>
-                          <w:lang w:val="en-US"/>
-                        </w:rPr>
-                      </w:pPr>
-                      <w:r>
-                        <w:rPr>
-                          <w:spacing w:val="-4"/>
-                          <w:sz w:val="18"/>
-                          <w:szCs w:val="18"/>
-                          <w:lang w:val="en-US"/>
-                        </w:rPr>
-                        <w:t>+</w:t>
-                      </w:r>
-                      <w:r>
-                        <w:rPr>
-                          <w:spacing w:val="-4"/>
-                          <w:sz w:val="18"/>
-                          <w:szCs w:val="18"/>
-                          <w:vertAlign w:val="superscript"/>
-                          <w:lang w:val="en-US"/>
-                        </w:rPr>
-                        <w:t>12)</w:t>
-                      </w:r>
-                      <w:r>
-                        <w:rPr>
-                          <w:spacing w:val="-4"/>
-                          <w:sz w:val="18"/>
-                          <w:szCs w:val="18"/>
-                          <w:lang w:val="en-US"/>
-                        </w:rPr>
-                        <w:t xml:space="preserve"> – </w:t>
-                      </w:r>
-                      <w:r>
-                        <w:rPr>
-                          <w:spacing w:val="-4"/>
-                          <w:sz w:val="18"/>
-                          <w:szCs w:val="18"/>
-                        </w:rPr>
-                        <w:t>критерии</w:t>
-                      </w:r>
-                      <w:r>
-                        <w:rPr>
-                          <w:spacing w:val="-4"/>
-                          <w:sz w:val="18"/>
-                          <w:szCs w:val="18"/>
-                          <w:lang w:val="en-US"/>
-                        </w:rPr>
-                        <w:t xml:space="preserve"> </w:t>
-                      </w:r>
-                      <w:r>
-                        <w:rPr>
-                          <w:spacing w:val="-4"/>
-                          <w:sz w:val="18"/>
-                          <w:szCs w:val="18"/>
-                        </w:rPr>
-                        <w:t>оценки</w:t>
-                      </w:r>
-                      <w:r>
-                        <w:rPr>
-                          <w:spacing w:val="-4"/>
-                          <w:sz w:val="18"/>
-                          <w:szCs w:val="18"/>
-                          <w:lang w:val="en-US"/>
-                        </w:rPr>
-                        <w:t xml:space="preserve"> </w:t>
-                      </w:r>
-                      <w:r>
-                        <w:rPr>
-                          <w:spacing w:val="-4"/>
-                          <w:sz w:val="18"/>
-                          <w:szCs w:val="18"/>
-                        </w:rPr>
-                        <w:t>в</w:t>
-                      </w:r>
-                      <w:r>
-                        <w:rPr>
-                          <w:spacing w:val="-4"/>
-                          <w:sz w:val="18"/>
-                          <w:szCs w:val="18"/>
-                          <w:lang w:val="en-US"/>
-                        </w:rPr>
-                        <w:t xml:space="preserve"> </w:t>
-                      </w:r>
-                      <w:r>
-                        <w:rPr>
-                          <w:spacing w:val="-4"/>
-                          <w:sz w:val="18"/>
-                          <w:szCs w:val="18"/>
-                        </w:rPr>
-                        <w:t>соответствии</w:t>
-                      </w:r>
-                      <w:r>
-                        <w:rPr>
-                          <w:spacing w:val="-4"/>
-                          <w:sz w:val="18"/>
-                          <w:szCs w:val="18"/>
-                          <w:lang w:val="en-US"/>
-                        </w:rPr>
-                        <w:t xml:space="preserve"> </w:t>
-                      </w:r>
-                      <w:r>
-                        <w:rPr>
-                          <w:spacing w:val="-4"/>
-                          <w:sz w:val="18"/>
-                          <w:szCs w:val="18"/>
-                        </w:rPr>
-                        <w:t>с</w:t>
-                      </w:r>
-                      <w:r>
-                        <w:rPr>
-                          <w:spacing w:val="-4"/>
-                          <w:sz w:val="18"/>
-                          <w:szCs w:val="18"/>
-                          <w:lang w:val="en-US"/>
-                        </w:rPr>
-                        <w:t xml:space="preserve"> </w:t>
-                      </w:r>
-                      <w:r>
-                        <w:rPr>
-                          <w:spacing w:val="-4"/>
-                          <w:sz w:val="18"/>
-                          <w:szCs w:val="18"/>
-                        </w:rPr>
-                        <w:t>таблицей</w:t>
-                      </w:r>
-                      <w:r>
-                        <w:rPr>
-                          <w:spacing w:val="-4"/>
-                          <w:sz w:val="18"/>
-                          <w:szCs w:val="18"/>
-                          <w:lang w:val="en-US"/>
-                        </w:rPr>
-                        <w:t xml:space="preserve"> 2 ČSN EN 10308 </w:t>
-                      </w:r>
-                      <w:r>
-                        <w:rPr>
-                          <w:spacing w:val="-4"/>
-                          <w:sz w:val="18"/>
-                          <w:szCs w:val="18"/>
-                        </w:rPr>
-                        <w:t>класс</w:t>
-                      </w:r>
-                      <w:r>
-                        <w:rPr>
-                          <w:spacing w:val="-4"/>
-                          <w:sz w:val="18"/>
-                          <w:szCs w:val="18"/>
-                          <w:lang w:val="en-US"/>
-                        </w:rPr>
-                        <w:t xml:space="preserve"> 4 / acceptance criteria according to table 2 ČSN EN 10308 class 4</w:t>
-                      </w:r>
-                    </w:p>
-                    <w:p>
-                      <w:pPr>
-                        <w:pStyle w:val="TableParagraph"/>
-                        <w:kinsoku w:val="0"/>
-                        <w:overflowPunct w:val="0"/>
-                        <w:spacing w:line="276" w:lineRule="auto"/>
-                        <w:ind w:left="426" w:hanging="5"/>
-                        <w:rPr>
-                          <w:spacing w:val="-4"/>
-                          <w:sz w:val="18"/>
-                          <w:szCs w:val="18"/>
-                          <w:lang w:val="en-US"/>
-                        </w:rPr>
-                      </w:pPr>
-                      <w:r>
-                        <w:rPr>
-                          <w:spacing w:val="-4"/>
-                          <w:sz w:val="18"/>
-                          <w:szCs w:val="18"/>
-                          <w:lang w:val="en-US"/>
-                        </w:rPr>
-                        <w:t>+</w:t>
-                      </w:r>
-                      <w:r>
-                        <w:rPr>
-                          <w:spacing w:val="-4"/>
-                          <w:sz w:val="18"/>
-                          <w:szCs w:val="18"/>
-                          <w:vertAlign w:val="superscript"/>
-                          <w:lang w:val="en-US"/>
-                        </w:rPr>
-                        <w:t xml:space="preserve">13) </w:t>
-                      </w:r>
-                      <w:r>
-                        <w:rPr>
-                          <w:spacing w:val="-4"/>
-                          <w:sz w:val="18"/>
-                          <w:szCs w:val="18"/>
-                          <w:lang w:val="en-US"/>
-                        </w:rPr>
-                        <w:t xml:space="preserve">– </w:t>
-                      </w:r>
-                      <w:r>
-                        <w:rPr>
-                          <w:spacing w:val="-4"/>
-                          <w:sz w:val="18"/>
-                          <w:szCs w:val="18"/>
-                        </w:rPr>
-                        <w:t>критерии</w:t>
-                      </w:r>
-                      <w:r>
-                        <w:rPr>
-                          <w:spacing w:val="-4"/>
-                          <w:sz w:val="18"/>
-                          <w:szCs w:val="18"/>
-                          <w:lang w:val="en-US"/>
-                        </w:rPr>
-                        <w:t xml:space="preserve"> </w:t>
-                      </w:r>
-                      <w:r>
-                        <w:rPr>
-                          <w:spacing w:val="-4"/>
-                          <w:sz w:val="18"/>
-                          <w:szCs w:val="18"/>
-                        </w:rPr>
-                        <w:t>оценки</w:t>
-                      </w:r>
-                      <w:r>
-                        <w:rPr>
-                          <w:spacing w:val="-4"/>
-                          <w:sz w:val="18"/>
-                          <w:szCs w:val="18"/>
-                          <w:lang w:val="en-US"/>
-                        </w:rPr>
-                        <w:t xml:space="preserve"> </w:t>
-                      </w:r>
-                      <w:r>
-                        <w:rPr>
-                          <w:spacing w:val="-4"/>
-                          <w:sz w:val="18"/>
-                          <w:szCs w:val="18"/>
-                        </w:rPr>
-                        <w:t>в</w:t>
-                      </w:r>
-                      <w:r>
-                        <w:rPr>
-                          <w:spacing w:val="-4"/>
-                          <w:sz w:val="18"/>
-                          <w:szCs w:val="18"/>
-                          <w:lang w:val="en-US"/>
-                        </w:rPr>
-                        <w:t xml:space="preserve"> </w:t>
-                      </w:r>
-                      <w:r>
-                        <w:rPr>
-                          <w:spacing w:val="-4"/>
-                          <w:sz w:val="18"/>
-                          <w:szCs w:val="18"/>
-                        </w:rPr>
-                        <w:t>соответствии</w:t>
-                      </w:r>
-                      <w:r>
-                        <w:rPr>
-                          <w:spacing w:val="-4"/>
-                          <w:sz w:val="18"/>
-                          <w:szCs w:val="18"/>
-                          <w:lang w:val="en-US"/>
-                        </w:rPr>
-                        <w:t xml:space="preserve"> </w:t>
-                      </w:r>
-                      <w:r>
-                        <w:rPr>
-                          <w:spacing w:val="-4"/>
-                          <w:sz w:val="18"/>
-                          <w:szCs w:val="18"/>
-                        </w:rPr>
-                        <w:t>с</w:t>
-                      </w:r>
-                      <w:r>
-                        <w:rPr>
-                          <w:spacing w:val="-4"/>
-                          <w:sz w:val="18"/>
-                          <w:szCs w:val="18"/>
-                          <w:lang w:val="en-US"/>
-                        </w:rPr>
-                        <w:t xml:space="preserve"> </w:t>
-                      </w:r>
-                      <w:r>
-                        <w:rPr>
-                          <w:spacing w:val="-4"/>
-                          <w:sz w:val="18"/>
-                          <w:szCs w:val="18"/>
-                        </w:rPr>
-                        <w:t>таблицей</w:t>
-                      </w:r>
-                      <w:r>
-                        <w:rPr>
-                          <w:spacing w:val="-4"/>
-                          <w:sz w:val="18"/>
-                          <w:szCs w:val="18"/>
-                          <w:lang w:val="en-US"/>
-                        </w:rPr>
-                        <w:t xml:space="preserve"> 4, 5 ČSN EN </w:t>
-                      </w:r>
-                      <w:r>
-                        <w:rPr>
-                          <w:spacing w:val="-4"/>
-                          <w:sz w:val="18"/>
-                          <w:szCs w:val="18"/>
-                          <w:lang w:val="cs-CZ"/>
-                        </w:rPr>
-                        <w:t>10160</w:t>
-                      </w:r>
-                      <w:r>
-                        <w:rPr>
-                          <w:spacing w:val="-4"/>
-                          <w:sz w:val="18"/>
-                          <w:szCs w:val="18"/>
-                          <w:lang w:val="en-US"/>
-                        </w:rPr>
-                        <w:t xml:space="preserve"> </w:t>
-                      </w:r>
-                      <w:r>
-                        <w:rPr>
-                          <w:spacing w:val="-4"/>
-                          <w:sz w:val="18"/>
-                          <w:szCs w:val="18"/>
-                        </w:rPr>
-                        <w:t>класс</w:t>
-                      </w:r>
-                      <w:r>
-                        <w:rPr>
-                          <w:spacing w:val="-4"/>
-                          <w:sz w:val="18"/>
-                          <w:szCs w:val="18"/>
-                          <w:lang w:val="en-US"/>
-                        </w:rPr>
-                        <w:t xml:space="preserve"> S</w:t>
-                      </w:r>
-                      <w:r>
-                        <w:rPr>
-                          <w:spacing w:val="-4"/>
-                          <w:sz w:val="18"/>
-                          <w:szCs w:val="18"/>
-                          <w:vertAlign w:val="subscript"/>
-                          <w:lang w:val="en-US"/>
-                        </w:rPr>
-                        <w:t xml:space="preserve">3, </w:t>
-                      </w:r>
-                      <w:r>
-                        <w:rPr>
-                          <w:spacing w:val="-4"/>
-                          <w:sz w:val="18"/>
-                          <w:szCs w:val="18"/>
-                          <w:lang w:val="en-US"/>
-                        </w:rPr>
-                        <w:t>E</w:t>
-                      </w:r>
-                      <w:r>
-                        <w:rPr>
-                          <w:spacing w:val="-4"/>
-                          <w:sz w:val="18"/>
-                          <w:szCs w:val="18"/>
-                          <w:vertAlign w:val="subscript"/>
-                          <w:lang w:val="en-US"/>
-                        </w:rPr>
-                        <w:t>4</w:t>
-                      </w:r>
-                      <w:r>
-                        <w:rPr>
-                          <w:spacing w:val="-4"/>
-                          <w:sz w:val="18"/>
-                          <w:szCs w:val="18"/>
-                          <w:lang w:val="en-US"/>
-                        </w:rPr>
-                        <w:t xml:space="preserve"> / acceptance criteria according to table 5 ČSN EN 10228-3 class 4</w:t>
-                      </w:r>
-                    </w:p>
-                    <w:p>
-                      <w:pPr>
-                        <w:pStyle w:val="TableParagraph"/>
-                        <w:kinsoku w:val="0"/>
-                        <w:overflowPunct w:val="0"/>
-                        <w:spacing w:line="276" w:lineRule="auto"/>
-                        <w:ind w:left="451"/>
-                        <w:rPr>
-                          <w:sz w:val="18"/>
-                          <w:szCs w:val="18"/>
-                          <w:lang w:val="en-US"/>
-                        </w:rPr>
-                      </w:pPr>
-                      <w:r>
-                        <w:rPr>
-                          <w:sz w:val="18"/>
-                          <w:szCs w:val="18"/>
-                          <w:lang w:val="en-US"/>
-                        </w:rPr>
-                        <w:t>+</w:t>
-                      </w:r>
-                      <w:r>
-                        <w:rPr>
-                          <w:spacing w:val="-4"/>
-                          <w:sz w:val="18"/>
-                          <w:szCs w:val="18"/>
-                          <w:vertAlign w:val="superscript"/>
-                          <w:lang w:val="en-US"/>
-                        </w:rPr>
-                        <w:t>14</w:t>
-                      </w:r>
-                      <w:r>
-                        <w:rPr>
-                          <w:spacing w:val="-4"/>
-                          <w:sz w:val="18"/>
-                          <w:szCs w:val="18"/>
-                          <w:vertAlign w:val="superscript"/>
-                          <w:lang w:val="en-US"/>
-                        </w:rPr>
-                        <w:t xml:space="preserve">) </w:t>
-                      </w:r>
-                      <w:r>
-                        <w:rPr>
-                          <w:sz w:val="18"/>
-                          <w:szCs w:val="18"/>
-                          <w:lang w:val="en-US"/>
-                        </w:rPr>
-                        <w:t xml:space="preserve">– </w:t>
-                      </w:r>
-                      <w:r>
-                        <w:rPr>
-                          <w:spacing w:val="-4"/>
-                          <w:sz w:val="18"/>
-                          <w:szCs w:val="18"/>
-                        </w:rPr>
-                        <w:t>критерии</w:t>
-                      </w:r>
-                      <w:r>
-                        <w:rPr>
-                          <w:spacing w:val="-4"/>
-                          <w:sz w:val="18"/>
-                          <w:szCs w:val="18"/>
-                          <w:lang w:val="en-US"/>
-                        </w:rPr>
-                        <w:t xml:space="preserve"> </w:t>
-                      </w:r>
-                      <w:r>
-                        <w:rPr>
-                          <w:spacing w:val="-4"/>
-                          <w:sz w:val="18"/>
-                          <w:szCs w:val="18"/>
-                        </w:rPr>
-                        <w:t>оценки</w:t>
-                      </w:r>
-                      <w:r>
-                        <w:rPr>
-                          <w:spacing w:val="-4"/>
-                          <w:sz w:val="18"/>
-                          <w:szCs w:val="18"/>
-                          <w:lang w:val="en-US"/>
-                        </w:rPr>
-                        <w:t xml:space="preserve"> </w:t>
-                      </w:r>
-                      <w:r>
-                        <w:rPr>
-                          <w:spacing w:val="-4"/>
-                          <w:sz w:val="18"/>
-                          <w:szCs w:val="18"/>
-                        </w:rPr>
-                        <w:t>в</w:t>
-                      </w:r>
-                      <w:r>
-                        <w:rPr>
-                          <w:spacing w:val="-4"/>
-                          <w:sz w:val="18"/>
-                          <w:szCs w:val="18"/>
-                          <w:lang w:val="en-US"/>
-                        </w:rPr>
-                        <w:t xml:space="preserve"> </w:t>
-                      </w:r>
-                      <w:r>
-                        <w:rPr>
-                          <w:spacing w:val="-4"/>
-                          <w:sz w:val="18"/>
-                          <w:szCs w:val="18"/>
-                        </w:rPr>
-                        <w:t>соответствии</w:t>
-                      </w:r>
-                      <w:r>
-                        <w:rPr>
-                          <w:spacing w:val="-4"/>
-                          <w:sz w:val="18"/>
-                          <w:szCs w:val="18"/>
-                          <w:lang w:val="en-US"/>
-                        </w:rPr>
-                        <w:t xml:space="preserve"> </w:t>
-                      </w:r>
-                      <w:r>
-                        <w:rPr>
-                          <w:spacing w:val="-4"/>
-                          <w:sz w:val="18"/>
-                          <w:szCs w:val="18"/>
-                        </w:rPr>
-                        <w:t>с</w:t>
-                      </w:r>
-                      <w:r>
-                        <w:rPr>
-                          <w:spacing w:val="-4"/>
-                          <w:sz w:val="18"/>
-                          <w:szCs w:val="18"/>
-                          <w:lang w:val="en-US"/>
-                        </w:rPr>
-                        <w:t xml:space="preserve"> </w:t>
-                      </w:r>
-                      <w:r>
-                        <w:rPr>
-                          <w:spacing w:val="-4"/>
-                          <w:sz w:val="18"/>
-                          <w:szCs w:val="18"/>
-                        </w:rPr>
-                        <w:t>таблицей</w:t>
-                      </w:r>
-                      <w:r>
-                        <w:rPr>
-                          <w:spacing w:val="-4"/>
-                          <w:sz w:val="18"/>
-                          <w:szCs w:val="18"/>
-                          <w:lang w:val="en-US"/>
-                        </w:rPr>
-                        <w:t xml:space="preserve"> </w:t>
-                      </w:r>
-                      <w:r>
-                        <w:rPr>
-                          <w:sz w:val="18"/>
-                          <w:szCs w:val="18"/>
-                          <w:lang w:val="en-US"/>
-                        </w:rPr>
-                        <w:t xml:space="preserve">3, 5 </w:t>
-                      </w:r>
-                      <w:r>
-                        <w:rPr>
-                          <w:spacing w:val="-4"/>
-                          <w:sz w:val="18"/>
-                          <w:szCs w:val="18"/>
-                          <w:lang w:val="en-US"/>
-                        </w:rPr>
-                        <w:t>Č</w:t>
-                      </w:r>
-                      <w:r>
-                        <w:rPr>
-                          <w:sz w:val="18"/>
-                          <w:szCs w:val="18"/>
-                          <w:lang w:val="en-US"/>
-                        </w:rPr>
-                        <w:t xml:space="preserve">SN EN 10307 </w:t>
-                      </w:r>
-                      <w:r>
-                        <w:rPr>
-                          <w:spacing w:val="-4"/>
-                          <w:sz w:val="18"/>
-                          <w:szCs w:val="18"/>
-                        </w:rPr>
-                        <w:t>класс</w:t>
-                      </w:r>
-                      <w:r>
-                        <w:rPr>
-                          <w:spacing w:val="-4"/>
-                          <w:sz w:val="18"/>
-                          <w:szCs w:val="18"/>
-                          <w:lang w:val="en-US"/>
-                        </w:rPr>
-                        <w:t xml:space="preserve"> S</w:t>
-                      </w:r>
-                      <w:r>
-                        <w:rPr>
-                          <w:spacing w:val="-4"/>
-                          <w:sz w:val="18"/>
-                          <w:szCs w:val="18"/>
-                          <w:vertAlign w:val="subscript"/>
-                          <w:lang w:val="en-US"/>
-                        </w:rPr>
-                        <w:t xml:space="preserve">3, </w:t>
-                      </w:r>
-                      <w:r>
-                        <w:rPr>
-                          <w:spacing w:val="-4"/>
-                          <w:sz w:val="18"/>
-                          <w:szCs w:val="18"/>
-                          <w:lang w:val="en-US"/>
-                        </w:rPr>
-                        <w:t>E</w:t>
-                      </w:r>
-                      <w:r>
-                        <w:rPr>
-                          <w:spacing w:val="-4"/>
-                          <w:sz w:val="18"/>
-                          <w:szCs w:val="18"/>
-                          <w:vertAlign w:val="subscript"/>
-                          <w:lang w:val="en-US"/>
-                        </w:rPr>
-                        <w:t>4</w:t>
-                      </w:r>
-                      <w:r>
-                        <w:rPr>
-                          <w:sz w:val="18"/>
-                          <w:szCs w:val="18"/>
-                          <w:lang w:val="en-US"/>
-                        </w:rPr>
-                        <w:t xml:space="preserve"> /</w:t>
-                      </w:r>
-                      <w:r>
-                        <w:rPr>
-                          <w:sz w:val="18"/>
-                          <w:szCs w:val="18"/>
-                          <w:lang w:val="en-US"/>
-                        </w:rPr>
-                        <w:t xml:space="preserve"> acceptance criteria according to table 3 </w:t>
-                      </w:r>
-                      <w:r>
-                        <w:rPr>
-                          <w:spacing w:val="-4"/>
-                          <w:sz w:val="18"/>
-                          <w:szCs w:val="18"/>
-                          <w:lang w:val="en-US"/>
-                        </w:rPr>
-                        <w:t>Č</w:t>
-                      </w:r>
-                      <w:r>
-                        <w:rPr>
-                          <w:sz w:val="18"/>
-                          <w:szCs w:val="18"/>
-                          <w:lang w:val="en-US"/>
-                        </w:rPr>
-                        <w:t>SN EN 10307 class 3</w:t>
-                      </w:r>
-                    </w:p>
-                    <w:p>
-                      <w:pPr>
-                        <w:pStyle w:val="TableParagraph"/>
-                        <w:kinsoku w:val="0"/>
-                        <w:overflowPunct w:val="0"/>
-                        <w:spacing w:line="276" w:lineRule="auto"/>
-                        <w:ind w:left="451"/>
-                        <w:rPr>
-                          <w:sz w:val="18"/>
-                          <w:szCs w:val="18"/>
-                          <w:lang w:val="en-US"/>
-                        </w:rPr>
-                      </w:pPr>
-                    </w:p>
-                    <w:p>
-                      <w:pPr>
                         <w:tabs>
                           <w:tab w:val="left" w:pos="994"/>
                         </w:tabs>
@@ -9386,14 +4790,12 @@
                               <w:lang w:val="en-US"/>
                             </w:rPr>
                           </w:pPr>
-                          <w:proofErr w:type="spellStart"/>
                           <w:r>
                             <w:rPr>
                               <w:lang w:val="en-US"/>
                             </w:rPr>
                             <w:t>tbName</w:t>
                           </w:r>
-                          <w:proofErr w:type="spellEnd"/>
                         </w:p>
                       </w:txbxContent>
                     </wps:txbx>
@@ -9427,14 +4829,12 @@
                         <w:lang w:val="en-US"/>
                       </w:rPr>
                     </w:pPr>
-                    <w:proofErr w:type="spellStart"/>
                     <w:r>
                       <w:rPr>
                         <w:lang w:val="en-US"/>
                       </w:rPr>
                       <w:t>tbName</w:t>
                     </w:r>
-                    <w:proofErr w:type="spellEnd"/>
                   </w:p>
                 </w:txbxContent>
               </v:textbox>
@@ -10198,7 +5598,6 @@
                                     <w:lang w:val="en-US"/>
                                   </w:rPr>
                                 </w:pPr>
-                                <w:proofErr w:type="spellStart"/>
                                 <w:r>
                                   <w:rPr>
                                     <w:i/>
@@ -10209,7 +5608,6 @@
                                   </w:rPr>
                                   <w:t>tbName</w:t>
                                 </w:r>
-                                <w:proofErr w:type="spellEnd"/>
                               </w:p>
                             </w:tc>
                           </w:tr>
@@ -13154,7 +8552,6 @@
                               <w:lang w:val="en-US"/>
                             </w:rPr>
                           </w:pPr>
-                          <w:proofErr w:type="spellStart"/>
                           <w:r>
                             <w:rPr>
                               <w:i/>
@@ -13165,7 +8562,6 @@
                             </w:rPr>
                             <w:t>tbName</w:t>
                           </w:r>
-                          <w:proofErr w:type="spellEnd"/>
                         </w:p>
                       </w:tc>
                     </w:tr>

--- a/Pattern/tbPattern.docx
+++ b/Pattern/tbPattern.docx
@@ -74,6 +74,7 @@
               <w:rPr>
                 <w:sz w:val="22"/>
                 <w:szCs w:val="22"/>
+                <w:lang w:val="en-US"/>
               </w:rPr>
             </w:pPr>
             <w:r>
@@ -89,6 +90,7 @@
                 <w:spacing w:val="11"/>
                 <w:sz w:val="22"/>
                 <w:szCs w:val="22"/>
+                <w:lang w:val="en-US"/>
               </w:rPr>
               <w:t xml:space="preserve"> </w:t>
             </w:r>
@@ -104,6 +106,7 @@
                 <w:spacing w:val="20"/>
                 <w:sz w:val="22"/>
                 <w:szCs w:val="22"/>
+                <w:lang w:val="en-US"/>
               </w:rPr>
               <w:t xml:space="preserve"> </w:t>
             </w:r>
@@ -119,6 +122,7 @@
               <w:rPr>
                 <w:sz w:val="22"/>
                 <w:szCs w:val="22"/>
+                <w:lang w:val="en-US"/>
               </w:rPr>
               <w:t xml:space="preserve"> </w:t>
             </w:r>
@@ -126,14 +130,28 @@
           <w:p>
             <w:pPr>
               <w:ind w:left="113" w:right="113"/>
+              <w:rPr>
+                <w:sz w:val="22"/>
+                <w:szCs w:val="22"/>
+                <w:lang w:val="en-US"/>
+              </w:rPr>
             </w:pPr>
             <w:r>
               <w:rPr>
                 <w:sz w:val="22"/>
                 <w:szCs w:val="22"/>
+                <w:lang w:val="en-US"/>
               </w:rPr>
               <w:t>Title of basic components</w:t>
             </w:r>
+          </w:p>
+          <w:p>
+            <w:pPr>
+              <w:ind w:left="113" w:right="113"/>
+              <w:rPr>
+                <w:lang w:val="en-US"/>
+              </w:rPr>
+            </w:pPr>
           </w:p>
         </w:tc>
         <w:tc>
@@ -330,13 +348,31 @@
                 <w:lang w:val="en-US"/>
               </w:rPr>
             </w:pPr>
+            <w:proofErr w:type="spellStart"/>
             <w:r>
               <w:rPr>
                 <w:sz w:val="22"/>
                 <w:szCs w:val="22"/>
               </w:rPr>
-              <w:t>Material specifications</w:t>
+              <w:t>Material</w:t>
             </w:r>
+            <w:proofErr w:type="spellEnd"/>
+            <w:r>
+              <w:rPr>
+                <w:sz w:val="22"/>
+                <w:szCs w:val="22"/>
+              </w:rPr>
+              <w:t xml:space="preserve"> </w:t>
+            </w:r>
+            <w:proofErr w:type="spellStart"/>
+            <w:r>
+              <w:rPr>
+                <w:sz w:val="22"/>
+                <w:szCs w:val="22"/>
+              </w:rPr>
+              <w:t>specifications</w:t>
+            </w:r>
+            <w:proofErr w:type="spellEnd"/>
           </w:p>
         </w:tc>
       </w:tr>
@@ -2424,8 +2460,12 @@
       </w:r>
     </w:p>
     <w:sectPr>
-      <w:headerReference w:type="default" r:id="rId7"/>
-      <w:headerReference w:type="first" r:id="rId8"/>
+      <w:headerReference w:type="even" r:id="rId7"/>
+      <w:headerReference w:type="default" r:id="rId8"/>
+      <w:footerReference w:type="even" r:id="rId9"/>
+      <w:footerReference w:type="default" r:id="rId10"/>
+      <w:headerReference w:type="first" r:id="rId11"/>
+      <w:footerReference w:type="first" r:id="rId12"/>
       <w:pgSz w:w="23808" w:h="16840" w:orient="landscape" w:code="8"/>
       <w:pgMar w:top="1276" w:right="1134" w:bottom="3686" w:left="1985" w:header="709" w:footer="709" w:gutter="0"/>
       <w:pgNumType w:start="1"/>
@@ -2456,6 +2496,36 @@
 </w:endnotes>
 </file>
 
+<file path=word/footer1.xml><?xml version="1.0" encoding="utf-8"?>
+<w:ftr xmlns:wpc="http://schemas.microsoft.com/office/word/2010/wordprocessingCanvas" xmlns:cx="http://schemas.microsoft.com/office/drawing/2014/chartex" xmlns:cx1="http://schemas.microsoft.com/office/drawing/2015/9/8/chartex" xmlns:cx2="http://schemas.microsoft.com/office/drawing/2015/10/21/chartex" xmlns:cx3="http://schemas.microsoft.com/office/drawing/2016/5/9/chartex" xmlns:cx4="http://schemas.microsoft.com/office/drawing/2016/5/10/chartex" xmlns:cx5="http://schemas.microsoft.com/office/drawing/2016/5/11/chartex" xmlns:cx6="http://schemas.microsoft.com/office/drawing/2016/5/12/chartex" xmlns:cx7="http://schemas.microsoft.com/office/drawing/2016/5/13/chartex" xmlns:cx8="http://schemas.microsoft.com/office/drawing/2016/5/14/chartex" xmlns:mc="http://schemas.openxmlformats.org/markup-compatibility/2006" xmlns:aink="http://schemas.microsoft.com/office/drawing/2016/ink" xmlns:am3d="http://schemas.microsoft.com/office/drawing/2017/model3d" xmlns:o="urn:schemas-microsoft-com:office:office" xmlns:r="http://schemas.openxmlformats.org/officeDocument/2006/relationships" xmlns:m="http://schemas.openxmlformats.org/officeDocument/2006/math" xmlns:v="urn:schemas-microsoft-com:vml" xmlns:wp14="http://schemas.microsoft.com/office/word/2010/wordprocessingDrawing" xmlns:wp="http://schemas.openxmlformats.org/drawingml/2006/wordprocessingDrawing" xmlns:w10="urn:schemas-microsoft-com:office:word" xmlns:w="http://schemas.openxmlformats.org/wordprocessingml/2006/main" xmlns:w14="http://schemas.microsoft.com/office/word/2010/wordml" xmlns:w15="http://schemas.microsoft.com/office/word/2012/wordml" xmlns:w16cex="http://schemas.microsoft.com/office/word/2018/wordml/cex" xmlns:w16cid="http://schemas.microsoft.com/office/word/2016/wordml/cid" xmlns:w16="http://schemas.microsoft.com/office/word/2018/wordml" xmlns:w16sdtdh="http://schemas.microsoft.com/office/word/2020/wordml/sdtdatahash" xmlns:w16se="http://schemas.microsoft.com/office/word/2015/wordml/symex" xmlns:wpg="http://schemas.microsoft.com/office/word/2010/wordprocessingGroup" xmlns:wpi="http://schemas.microsoft.com/office/word/2010/wordprocessingInk" xmlns:wne="http://schemas.microsoft.com/office/word/2006/wordml" xmlns:wps="http://schemas.microsoft.com/office/word/2010/wordprocessingShape" mc:Ignorable="w14 w15 w16se w16cid w16 w16cex w16sdtdh wp14">
+  <w:p>
+    <w:pPr>
+      <w:pStyle w:val="a5"/>
+    </w:pPr>
+  </w:p>
+</w:ftr>
+</file>
+
+<file path=word/footer2.xml><?xml version="1.0" encoding="utf-8"?>
+<w:ftr xmlns:wpc="http://schemas.microsoft.com/office/word/2010/wordprocessingCanvas" xmlns:cx="http://schemas.microsoft.com/office/drawing/2014/chartex" xmlns:cx1="http://schemas.microsoft.com/office/drawing/2015/9/8/chartex" xmlns:cx2="http://schemas.microsoft.com/office/drawing/2015/10/21/chartex" xmlns:cx3="http://schemas.microsoft.com/office/drawing/2016/5/9/chartex" xmlns:cx4="http://schemas.microsoft.com/office/drawing/2016/5/10/chartex" xmlns:cx5="http://schemas.microsoft.com/office/drawing/2016/5/11/chartex" xmlns:cx6="http://schemas.microsoft.com/office/drawing/2016/5/12/chartex" xmlns:cx7="http://schemas.microsoft.com/office/drawing/2016/5/13/chartex" xmlns:cx8="http://schemas.microsoft.com/office/drawing/2016/5/14/chartex" xmlns:mc="http://schemas.openxmlformats.org/markup-compatibility/2006" xmlns:aink="http://schemas.microsoft.com/office/drawing/2016/ink" xmlns:am3d="http://schemas.microsoft.com/office/drawing/2017/model3d" xmlns:o="urn:schemas-microsoft-com:office:office" xmlns:r="http://schemas.openxmlformats.org/officeDocument/2006/relationships" xmlns:m="http://schemas.openxmlformats.org/officeDocument/2006/math" xmlns:v="urn:schemas-microsoft-com:vml" xmlns:wp14="http://schemas.microsoft.com/office/word/2010/wordprocessingDrawing" xmlns:wp="http://schemas.openxmlformats.org/drawingml/2006/wordprocessingDrawing" xmlns:w10="urn:schemas-microsoft-com:office:word" xmlns:w="http://schemas.openxmlformats.org/wordprocessingml/2006/main" xmlns:w14="http://schemas.microsoft.com/office/word/2010/wordml" xmlns:w15="http://schemas.microsoft.com/office/word/2012/wordml" xmlns:w16cex="http://schemas.microsoft.com/office/word/2018/wordml/cex" xmlns:w16cid="http://schemas.microsoft.com/office/word/2016/wordml/cid" xmlns:w16="http://schemas.microsoft.com/office/word/2018/wordml" xmlns:w16sdtdh="http://schemas.microsoft.com/office/word/2020/wordml/sdtdatahash" xmlns:w16se="http://schemas.microsoft.com/office/word/2015/wordml/symex" xmlns:wpg="http://schemas.microsoft.com/office/word/2010/wordprocessingGroup" xmlns:wpi="http://schemas.microsoft.com/office/word/2010/wordprocessingInk" xmlns:wne="http://schemas.microsoft.com/office/word/2006/wordml" xmlns:wps="http://schemas.microsoft.com/office/word/2010/wordprocessingShape" mc:Ignorable="w14 w15 w16se w16cid w16 w16cex w16sdtdh wp14">
+  <w:p>
+    <w:pPr>
+      <w:pStyle w:val="a5"/>
+    </w:pPr>
+  </w:p>
+</w:ftr>
+</file>
+
+<file path=word/footer3.xml><?xml version="1.0" encoding="utf-8"?>
+<w:ftr xmlns:wpc="http://schemas.microsoft.com/office/word/2010/wordprocessingCanvas" xmlns:cx="http://schemas.microsoft.com/office/drawing/2014/chartex" xmlns:cx1="http://schemas.microsoft.com/office/drawing/2015/9/8/chartex" xmlns:cx2="http://schemas.microsoft.com/office/drawing/2015/10/21/chartex" xmlns:cx3="http://schemas.microsoft.com/office/drawing/2016/5/9/chartex" xmlns:cx4="http://schemas.microsoft.com/office/drawing/2016/5/10/chartex" xmlns:cx5="http://schemas.microsoft.com/office/drawing/2016/5/11/chartex" xmlns:cx6="http://schemas.microsoft.com/office/drawing/2016/5/12/chartex" xmlns:cx7="http://schemas.microsoft.com/office/drawing/2016/5/13/chartex" xmlns:cx8="http://schemas.microsoft.com/office/drawing/2016/5/14/chartex" xmlns:mc="http://schemas.openxmlformats.org/markup-compatibility/2006" xmlns:aink="http://schemas.microsoft.com/office/drawing/2016/ink" xmlns:am3d="http://schemas.microsoft.com/office/drawing/2017/model3d" xmlns:o="urn:schemas-microsoft-com:office:office" xmlns:r="http://schemas.openxmlformats.org/officeDocument/2006/relationships" xmlns:m="http://schemas.openxmlformats.org/officeDocument/2006/math" xmlns:v="urn:schemas-microsoft-com:vml" xmlns:wp14="http://schemas.microsoft.com/office/word/2010/wordprocessingDrawing" xmlns:wp="http://schemas.openxmlformats.org/drawingml/2006/wordprocessingDrawing" xmlns:w10="urn:schemas-microsoft-com:office:word" xmlns:w="http://schemas.openxmlformats.org/wordprocessingml/2006/main" xmlns:w14="http://schemas.microsoft.com/office/word/2010/wordml" xmlns:w15="http://schemas.microsoft.com/office/word/2012/wordml" xmlns:w16cex="http://schemas.microsoft.com/office/word/2018/wordml/cex" xmlns:w16cid="http://schemas.microsoft.com/office/word/2016/wordml/cid" xmlns:w16="http://schemas.microsoft.com/office/word/2018/wordml" xmlns:w16sdtdh="http://schemas.microsoft.com/office/word/2020/wordml/sdtdatahash" xmlns:w16se="http://schemas.microsoft.com/office/word/2015/wordml/symex" xmlns:wpg="http://schemas.microsoft.com/office/word/2010/wordprocessingGroup" xmlns:wpi="http://schemas.microsoft.com/office/word/2010/wordprocessingInk" xmlns:wne="http://schemas.microsoft.com/office/word/2006/wordml" xmlns:wps="http://schemas.microsoft.com/office/word/2010/wordprocessingShape" mc:Ignorable="w14 w15 w16se w16cid w16 w16cex w16sdtdh wp14">
+  <w:p>
+    <w:pPr>
+      <w:pStyle w:val="a5"/>
+    </w:pPr>
+  </w:p>
+</w:ftr>
+</file>
+
 <file path=word/footnotes.xml><?xml version="1.0" encoding="utf-8"?>
 <w:footnotes xmlns:wpc="http://schemas.microsoft.com/office/word/2010/wordprocessingCanvas" xmlns:cx="http://schemas.microsoft.com/office/drawing/2014/chartex" xmlns:cx1="http://schemas.microsoft.com/office/drawing/2015/9/8/chartex" xmlns:cx2="http://schemas.microsoft.com/office/drawing/2015/10/21/chartex" xmlns:cx3="http://schemas.microsoft.com/office/drawing/2016/5/9/chartex" xmlns:cx4="http://schemas.microsoft.com/office/drawing/2016/5/10/chartex" xmlns:cx5="http://schemas.microsoft.com/office/drawing/2016/5/11/chartex" xmlns:cx6="http://schemas.microsoft.com/office/drawing/2016/5/12/chartex" xmlns:cx7="http://schemas.microsoft.com/office/drawing/2016/5/13/chartex" xmlns:cx8="http://schemas.microsoft.com/office/drawing/2016/5/14/chartex" xmlns:mc="http://schemas.openxmlformats.org/markup-compatibility/2006" xmlns:aink="http://schemas.microsoft.com/office/drawing/2016/ink" xmlns:am3d="http://schemas.microsoft.com/office/drawing/2017/model3d" xmlns:o="urn:schemas-microsoft-com:office:office" xmlns:r="http://schemas.openxmlformats.org/officeDocument/2006/relationships" xmlns:m="http://schemas.openxmlformats.org/officeDocument/2006/math" xmlns:v="urn:schemas-microsoft-com:vml" xmlns:wp14="http://schemas.microsoft.com/office/word/2010/wordprocessingDrawing" xmlns:wp="http://schemas.openxmlformats.org/drawingml/2006/wordprocessingDrawing" xmlns:w10="urn:schemas-microsoft-com:office:word" xmlns:w="http://schemas.openxmlformats.org/wordprocessingml/2006/main" xmlns:w14="http://schemas.microsoft.com/office/word/2010/wordml" xmlns:w15="http://schemas.microsoft.com/office/word/2012/wordml" xmlns:w16cex="http://schemas.microsoft.com/office/word/2018/wordml/cex" xmlns:w16cid="http://schemas.microsoft.com/office/word/2016/wordml/cid" xmlns:w16="http://schemas.microsoft.com/office/word/2018/wordml" xmlns:w16sdtdh="http://schemas.microsoft.com/office/word/2020/wordml/sdtdatahash" xmlns:w16se="http://schemas.microsoft.com/office/word/2015/wordml/symex" xmlns:wpg="http://schemas.microsoft.com/office/word/2010/wordprocessingGroup" xmlns:wpi="http://schemas.microsoft.com/office/word/2010/wordprocessingInk" xmlns:wne="http://schemas.microsoft.com/office/word/2006/wordml" xmlns:wps="http://schemas.microsoft.com/office/word/2010/wordprocessingShape" mc:Ignorable="w14 w15 w16se w16cid w16 w16cex w16sdtdh wp14">
   <w:footnote w:type="separator" w:id="-1">
@@ -2476,6 +2546,16 @@
 </file>
 
 <file path=word/header1.xml><?xml version="1.0" encoding="utf-8"?>
+<w:hdr xmlns:wpc="http://schemas.microsoft.com/office/word/2010/wordprocessingCanvas" xmlns:cx="http://schemas.microsoft.com/office/drawing/2014/chartex" xmlns:cx1="http://schemas.microsoft.com/office/drawing/2015/9/8/chartex" xmlns:cx2="http://schemas.microsoft.com/office/drawing/2015/10/21/chartex" xmlns:cx3="http://schemas.microsoft.com/office/drawing/2016/5/9/chartex" xmlns:cx4="http://schemas.microsoft.com/office/drawing/2016/5/10/chartex" xmlns:cx5="http://schemas.microsoft.com/office/drawing/2016/5/11/chartex" xmlns:cx6="http://schemas.microsoft.com/office/drawing/2016/5/12/chartex" xmlns:cx7="http://schemas.microsoft.com/office/drawing/2016/5/13/chartex" xmlns:cx8="http://schemas.microsoft.com/office/drawing/2016/5/14/chartex" xmlns:mc="http://schemas.openxmlformats.org/markup-compatibility/2006" xmlns:aink="http://schemas.microsoft.com/office/drawing/2016/ink" xmlns:am3d="http://schemas.microsoft.com/office/drawing/2017/model3d" xmlns:o="urn:schemas-microsoft-com:office:office" xmlns:r="http://schemas.openxmlformats.org/officeDocument/2006/relationships" xmlns:m="http://schemas.openxmlformats.org/officeDocument/2006/math" xmlns:v="urn:schemas-microsoft-com:vml" xmlns:wp14="http://schemas.microsoft.com/office/word/2010/wordprocessingDrawing" xmlns:wp="http://schemas.openxmlformats.org/drawingml/2006/wordprocessingDrawing" xmlns:w10="urn:schemas-microsoft-com:office:word" xmlns:w="http://schemas.openxmlformats.org/wordprocessingml/2006/main" xmlns:w14="http://schemas.microsoft.com/office/word/2010/wordml" xmlns:w15="http://schemas.microsoft.com/office/word/2012/wordml" xmlns:w16cex="http://schemas.microsoft.com/office/word/2018/wordml/cex" xmlns:w16cid="http://schemas.microsoft.com/office/word/2016/wordml/cid" xmlns:w16="http://schemas.microsoft.com/office/word/2018/wordml" xmlns:w16sdtdh="http://schemas.microsoft.com/office/word/2020/wordml/sdtdatahash" xmlns:w16se="http://schemas.microsoft.com/office/word/2015/wordml/symex" xmlns:wpg="http://schemas.microsoft.com/office/word/2010/wordprocessingGroup" xmlns:wpi="http://schemas.microsoft.com/office/word/2010/wordprocessingInk" xmlns:wne="http://schemas.microsoft.com/office/word/2006/wordml" xmlns:wps="http://schemas.microsoft.com/office/word/2010/wordprocessingShape" mc:Ignorable="w14 w15 w16se w16cid w16 w16cex w16sdtdh wp14">
+  <w:p>
+    <w:pPr>
+      <w:pStyle w:val="a3"/>
+    </w:pPr>
+  </w:p>
+</w:hdr>
+</file>
+
+<file path=word/header2.xml><?xml version="1.0" encoding="utf-8"?>
 <w:hdr xmlns:wpc="http://schemas.microsoft.com/office/word/2010/wordprocessingCanvas" xmlns:cx="http://schemas.microsoft.com/office/drawing/2014/chartex" xmlns:cx1="http://schemas.microsoft.com/office/drawing/2015/9/8/chartex" xmlns:cx2="http://schemas.microsoft.com/office/drawing/2015/10/21/chartex" xmlns:cx3="http://schemas.microsoft.com/office/drawing/2016/5/9/chartex" xmlns:cx4="http://schemas.microsoft.com/office/drawing/2016/5/10/chartex" xmlns:cx5="http://schemas.microsoft.com/office/drawing/2016/5/11/chartex" xmlns:cx6="http://schemas.microsoft.com/office/drawing/2016/5/12/chartex" xmlns:cx7="http://schemas.microsoft.com/office/drawing/2016/5/13/chartex" xmlns:cx8="http://schemas.microsoft.com/office/drawing/2016/5/14/chartex" xmlns:mc="http://schemas.openxmlformats.org/markup-compatibility/2006" xmlns:aink="http://schemas.microsoft.com/office/drawing/2016/ink" xmlns:am3d="http://schemas.microsoft.com/office/drawing/2017/model3d" xmlns:o="urn:schemas-microsoft-com:office:office" xmlns:r="http://schemas.openxmlformats.org/officeDocument/2006/relationships" xmlns:m="http://schemas.openxmlformats.org/officeDocument/2006/math" xmlns:v="urn:schemas-microsoft-com:vml" xmlns:wp14="http://schemas.microsoft.com/office/word/2010/wordprocessingDrawing" xmlns:wp="http://schemas.openxmlformats.org/drawingml/2006/wordprocessingDrawing" xmlns:w10="urn:schemas-microsoft-com:office:word" xmlns:w="http://schemas.openxmlformats.org/wordprocessingml/2006/main" xmlns:w14="http://schemas.microsoft.com/office/word/2010/wordml" xmlns:w15="http://schemas.microsoft.com/office/word/2012/wordml" xmlns:w16cex="http://schemas.microsoft.com/office/word/2018/wordml/cex" xmlns:w16cid="http://schemas.microsoft.com/office/word/2016/wordml/cid" xmlns:w16="http://schemas.microsoft.com/office/word/2018/wordml" xmlns:w16sdtdh="http://schemas.microsoft.com/office/word/2020/wordml/sdtdatahash" xmlns:w16se="http://schemas.microsoft.com/office/word/2015/wordml/symex" xmlns:wpg="http://schemas.microsoft.com/office/word/2010/wordprocessingGroup" xmlns:wpi="http://schemas.microsoft.com/office/word/2010/wordprocessingInk" xmlns:wne="http://schemas.microsoft.com/office/word/2006/wordml" xmlns:wps="http://schemas.microsoft.com/office/word/2010/wordprocessingShape" mc:Ignorable="w14 w15 w16se w16cid w16 w16cex w16sdtdh wp14">
   <w:p>
     <w:pPr>
@@ -4723,7 +4803,7 @@
 </w:hdr>
 </file>
 
-<file path=word/header2.xml><?xml version="1.0" encoding="utf-8"?>
+<file path=word/header3.xml><?xml version="1.0" encoding="utf-8"?>
 <w:hdr xmlns:wpc="http://schemas.microsoft.com/office/word/2010/wordprocessingCanvas" xmlns:cx="http://schemas.microsoft.com/office/drawing/2014/chartex" xmlns:cx1="http://schemas.microsoft.com/office/drawing/2015/9/8/chartex" xmlns:cx2="http://schemas.microsoft.com/office/drawing/2015/10/21/chartex" xmlns:cx3="http://schemas.microsoft.com/office/drawing/2016/5/9/chartex" xmlns:cx4="http://schemas.microsoft.com/office/drawing/2016/5/10/chartex" xmlns:cx5="http://schemas.microsoft.com/office/drawing/2016/5/11/chartex" xmlns:cx6="http://schemas.microsoft.com/office/drawing/2016/5/12/chartex" xmlns:cx7="http://schemas.microsoft.com/office/drawing/2016/5/13/chartex" xmlns:cx8="http://schemas.microsoft.com/office/drawing/2016/5/14/chartex" xmlns:mc="http://schemas.openxmlformats.org/markup-compatibility/2006" xmlns:aink="http://schemas.microsoft.com/office/drawing/2016/ink" xmlns:am3d="http://schemas.microsoft.com/office/drawing/2017/model3d" xmlns:o="urn:schemas-microsoft-com:office:office" xmlns:r="http://schemas.openxmlformats.org/officeDocument/2006/relationships" xmlns:m="http://schemas.openxmlformats.org/officeDocument/2006/math" xmlns:v="urn:schemas-microsoft-com:vml" xmlns:wp14="http://schemas.microsoft.com/office/word/2010/wordprocessingDrawing" xmlns:wp="http://schemas.openxmlformats.org/drawingml/2006/wordprocessingDrawing" xmlns:w10="urn:schemas-microsoft-com:office:word" xmlns:w="http://schemas.openxmlformats.org/wordprocessingml/2006/main" xmlns:w14="http://schemas.microsoft.com/office/word/2010/wordml" xmlns:w15="http://schemas.microsoft.com/office/word/2012/wordml" xmlns:w16cex="http://schemas.microsoft.com/office/word/2018/wordml/cex" xmlns:w16cid="http://schemas.microsoft.com/office/word/2016/wordml/cid" xmlns:w16="http://schemas.microsoft.com/office/word/2018/wordml" xmlns:w16sdtdh="http://schemas.microsoft.com/office/word/2020/wordml/sdtdatahash" xmlns:w16se="http://schemas.microsoft.com/office/word/2015/wordml/symex" xmlns:wpg="http://schemas.microsoft.com/office/word/2010/wordprocessingGroup" xmlns:wpi="http://schemas.microsoft.com/office/word/2010/wordprocessingInk" xmlns:wne="http://schemas.microsoft.com/office/word/2006/wordml" xmlns:wps="http://schemas.microsoft.com/office/word/2010/wordprocessingShape" mc:Ignorable="w14 w15 w16se w16cid w16 w16cex w16sdtdh wp14">
   <w:p>
     <w:pPr>
@@ -4790,12 +4870,14 @@
                               <w:lang w:val="en-US"/>
                             </w:rPr>
                           </w:pPr>
+                          <w:proofErr w:type="spellStart"/>
                           <w:r>
                             <w:rPr>
                               <w:lang w:val="en-US"/>
                             </w:rPr>
                             <w:t>tbName</w:t>
                           </w:r>
+                          <w:proofErr w:type="spellEnd"/>
                         </w:p>
                       </w:txbxContent>
                     </wps:txbx>
@@ -4829,12 +4911,14 @@
                         <w:lang w:val="en-US"/>
                       </w:rPr>
                     </w:pPr>
+                    <w:proofErr w:type="spellStart"/>
                     <w:r>
                       <w:rPr>
                         <w:lang w:val="en-US"/>
                       </w:rPr>
                       <w:t>tbName</w:t>
                     </w:r>
+                    <w:proofErr w:type="spellEnd"/>
                   </w:p>
                 </w:txbxContent>
               </v:textbox>
@@ -5598,16 +5682,14 @@
                                     <w:lang w:val="en-US"/>
                                   </w:rPr>
                                 </w:pPr>
+                                <w:proofErr w:type="spellStart"/>
                                 <w:r>
                                   <w:rPr>
-                                    <w:i/>
-                                    <w:iCs/>
-                                    <w:spacing w:val="-2"/>
-                                    <w:w w:val="90"/>
                                     <w:lang w:val="en-US"/>
                                   </w:rPr>
                                   <w:t>tbName</w:t>
                                 </w:r>
+                                <w:proofErr w:type="spellEnd"/>
                               </w:p>
                             </w:tc>
                           </w:tr>
@@ -8552,16 +8634,14 @@
                               <w:lang w:val="en-US"/>
                             </w:rPr>
                           </w:pPr>
+                          <w:proofErr w:type="spellStart"/>
                           <w:r>
                             <w:rPr>
-                              <w:i/>
-                              <w:iCs/>
-                              <w:spacing w:val="-2"/>
-                              <w:w w:val="90"/>
                               <w:lang w:val="en-US"/>
                             </w:rPr>
                             <w:t>tbName</w:t>
                           </w:r>
+                          <w:proofErr w:type="spellEnd"/>
                         </w:p>
                       </w:tc>
                     </w:tr>
